--- a/document/office-attendance-employee-manual.docx
+++ b/document/office-attendance-employee-manual.docx
@@ -2,14 +2,24 @@
 <file path=word/document.xml><?xml version="1.0" encoding="utf-8"?>
 <w:document xmlns:wpc="http://schemas.microsoft.com/office/word/2010/wordprocessingCanvas" xmlns:cx="http://schemas.microsoft.com/office/drawing/2014/chartex" xmlns:cx1="http://schemas.microsoft.com/office/drawing/2015/9/8/chartex" xmlns:cx2="http://schemas.microsoft.com/office/drawing/2015/10/21/chartex" xmlns:cx3="http://schemas.microsoft.com/office/drawing/2016/5/9/chartex" xmlns:cx4="http://schemas.microsoft.com/office/drawing/2016/5/10/chartex" xmlns:cx5="http://schemas.microsoft.com/office/drawing/2016/5/11/chartex" xmlns:cx6="http://schemas.microsoft.com/office/drawing/2016/5/12/chartex" xmlns:cx7="http://schemas.microsoft.com/office/drawing/2016/5/13/chartex" xmlns:cx8="http://schemas.microsoft.com/office/drawing/2016/5/14/chartex" xmlns:mc="http://schemas.openxmlformats.org/markup-compatibility/2006" xmlns:aink="http://schemas.microsoft.com/office/drawing/2016/ink" xmlns:am3d="http://schemas.microsoft.com/office/drawing/2017/model3d" xmlns:o="urn:schemas-microsoft-com:office:office" xmlns:oel="http://schemas.microsoft.com/office/2019/extlst" xmlns:r="http://schemas.openxmlformats.org/officeDocument/2006/relationships" xmlns:m="http://schemas.openxmlformats.org/officeDocument/2006/math" xmlns:v="urn:schemas-microsoft-com:vml" xmlns:wp14="http://schemas.microsoft.com/office/word/2010/wordprocessingDrawing" xmlns:wp="http://schemas.openxmlformats.org/drawingml/2006/wordprocessingDrawing" xmlns:w10="urn:schemas-microsoft-com:office:word" xmlns:w="http://schemas.openxmlformats.org/wordprocessingml/2006/main" xmlns:w14="http://schemas.microsoft.com/office/word/2010/wordml" xmlns:w15="http://schemas.microsoft.com/office/word/2012/wordml" xmlns:w16cex="http://schemas.microsoft.com/office/word/2018/wordml/cex" xmlns:w16cid="http://schemas.microsoft.com/office/word/2016/wordml/cid" xmlns:w16="http://schemas.microsoft.com/office/word/2018/wordml" xmlns:w16du="http://schemas.microsoft.com/office/word/2023/wordml/word16du" xmlns:w16sdtdh="http://schemas.microsoft.com/office/word/2020/wordml/sdtdatahash" xmlns:w16sdtfl="http://schemas.microsoft.com/office/word/2024/wordml/sdtformatlock" xmlns:w16se="http://schemas.microsoft.com/office/word/2015/wordml/symex" xmlns:wpg="http://schemas.microsoft.com/office/word/2010/wordprocessingGroup" xmlns:wpi="http://schemas.microsoft.com/office/word/2010/wordprocessingInk" xmlns:wne="http://schemas.microsoft.com/office/word/2006/wordml" xmlns:wps="http://schemas.microsoft.com/office/word/2010/wordprocessingShape" mc:Ignorable="w14 w15 w16se w16cid w16 w16cex w16sdtdh w16sdtfl w16du wp14">
   <w:body>
-    <w:p/>
+    <w:p>
+      <w:pPr>
+        <w:rPr>
+          <w:rFonts w:ascii="Times New Roman" w:hAnsi="Times New Roman" w:cs="Times New Roman"/>
+        </w:rPr>
+      </w:pPr>
+    </w:p>
     <w:p>
       <w:pPr>
         <w:spacing w:after="80"/>
         <w:jc w:val="center"/>
-      </w:pPr>
-      <w:r>
-        <w:rPr>
+        <w:rPr>
+          <w:rFonts w:ascii="Times New Roman" w:hAnsi="Times New Roman" w:cs="Times New Roman"/>
+        </w:rPr>
+      </w:pPr>
+      <w:r>
+        <w:rPr>
+          <w:rFonts w:ascii="Times New Roman" w:hAnsi="Times New Roman" w:cs="Times New Roman"/>
           <w:b/>
           <w:color w:val="2E74B5"/>
           <w:sz w:val="26"/>
@@ -23,15 +33,22 @@
           <w:bottom w:val="single" w:sz="12" w:space="1" w:color="5B9BD5"/>
         </w:pBdr>
         <w:spacing w:before="40" w:after="120"/>
+        <w:rPr>
+          <w:rFonts w:ascii="Times New Roman" w:hAnsi="Times New Roman" w:cs="Times New Roman"/>
+        </w:rPr>
       </w:pPr>
     </w:p>
     <w:p>
       <w:pPr>
         <w:spacing w:before="120" w:after="120"/>
         <w:jc w:val="center"/>
-      </w:pPr>
-      <w:r>
-        <w:rPr>
+        <w:rPr>
+          <w:rFonts w:ascii="Times New Roman" w:hAnsi="Times New Roman" w:cs="Times New Roman"/>
+        </w:rPr>
+      </w:pPr>
+      <w:r>
+        <w:rPr>
+          <w:rFonts w:ascii="Times New Roman" w:hAnsi="Times New Roman" w:cs="Times New Roman"/>
           <w:b/>
           <w:color w:val="1F3864"/>
           <w:sz w:val="68"/>
@@ -45,15 +62,22 @@
           <w:bottom w:val="single" w:sz="12" w:space="1" w:color="5B9BD5"/>
         </w:pBdr>
         <w:spacing w:before="40" w:after="120"/>
+        <w:rPr>
+          <w:rFonts w:ascii="Times New Roman" w:hAnsi="Times New Roman" w:cs="Times New Roman"/>
+        </w:rPr>
       </w:pPr>
     </w:p>
     <w:p>
       <w:pPr>
         <w:spacing w:after="280"/>
         <w:jc w:val="center"/>
-      </w:pPr>
-      <w:r>
-        <w:rPr>
+        <w:rPr>
+          <w:rFonts w:ascii="Times New Roman" w:hAnsi="Times New Roman" w:cs="Times New Roman"/>
+        </w:rPr>
+      </w:pPr>
+      <w:r>
+        <w:rPr>
+          <w:rFonts w:ascii="Times New Roman" w:hAnsi="Times New Roman" w:cs="Times New Roman"/>
           <w:color w:val="2E74B5"/>
           <w:sz w:val="38"/>
         </w:rPr>
@@ -64,9 +88,13 @@
       <w:pPr>
         <w:spacing w:after="200"/>
         <w:jc w:val="center"/>
-      </w:pPr>
-      <w:r>
-        <w:rPr>
+        <w:rPr>
+          <w:rFonts w:ascii="Times New Roman" w:hAnsi="Times New Roman" w:cs="Times New Roman"/>
+        </w:rPr>
+      </w:pPr>
+      <w:r>
+        <w:rPr>
+          <w:rFonts w:ascii="Times New Roman" w:hAnsi="Times New Roman" w:cs="Times New Roman"/>
           <w:i/>
           <w:color w:val="595959"/>
           <w:sz w:val="24"/>
@@ -78,15 +106,19 @@
       <w:pPr>
         <w:spacing w:after="120"/>
         <w:jc w:val="center"/>
-      </w:pPr>
-      <w:r>
-        <w:rPr>
+        <w:rPr>
+          <w:rFonts w:ascii="Times New Roman" w:hAnsi="Times New Roman" w:cs="Times New Roman"/>
+        </w:rPr>
+      </w:pPr>
+      <w:r>
+        <w:rPr>
+          <w:rFonts w:ascii="Times New Roman" w:hAnsi="Times New Roman" w:cs="Times New Roman"/>
           <w:noProof/>
         </w:rPr>
         <w:drawing>
-          <wp:inline distT="0" distB="0" distL="0" distR="0" wp14:anchorId="2D93FB88" wp14:editId="40ABA904">
-            <wp:extent cx="1873622" cy="3707130"/>
-            <wp:effectExtent l="19050" t="19050" r="12700" b="26670"/>
+          <wp:inline distT="0" distB="0" distL="0" distR="0" wp14:anchorId="2D93FB88" wp14:editId="0A54E570">
+            <wp:extent cx="2270299" cy="4491990"/>
+            <wp:effectExtent l="19050" t="19050" r="15875" b="22860"/>
             <wp:docPr id="1" name="Picture 1"/>
             <wp:cNvGraphicFramePr>
               <a:graphicFrameLocks xmlns:a="http://schemas.openxmlformats.org/drawingml/2006/main" noChangeAspect="1"/>
@@ -108,7 +140,7 @@
                   <pic:spPr bwMode="auto">
                     <a:xfrm>
                       <a:off x="0" y="0"/>
-                      <a:ext cx="1874519" cy="3708904"/>
+                      <a:ext cx="2275580" cy="4502440"/>
                     </a:xfrm>
                     <a:prstGeom prst="rect">
                       <a:avLst/>
@@ -153,9 +185,13 @@
     <w:p>
       <w:pPr>
         <w:jc w:val="center"/>
-      </w:pPr>
-      <w:r>
-        <w:rPr>
+        <w:rPr>
+          <w:rFonts w:ascii="Times New Roman" w:hAnsi="Times New Roman" w:cs="Times New Roman"/>
+        </w:rPr>
+      </w:pPr>
+      <w:r>
+        <w:rPr>
+          <w:rFonts w:ascii="Times New Roman" w:hAnsi="Times New Roman" w:cs="Times New Roman"/>
           <w:i/>
           <w:color w:val="595959"/>
           <w:sz w:val="21"/>
@@ -164,7 +200,15 @@
       </w:r>
     </w:p>
     <w:p>
-      <w:r>
+      <w:pPr>
+        <w:rPr>
+          <w:rFonts w:ascii="Times New Roman" w:hAnsi="Times New Roman" w:cs="Times New Roman"/>
+        </w:rPr>
+      </w:pPr>
+      <w:r>
+        <w:rPr>
+          <w:rFonts w:ascii="Times New Roman" w:hAnsi="Times New Roman" w:cs="Times New Roman"/>
+        </w:rPr>
         <w:br w:type="page"/>
       </w:r>
     </w:p>
@@ -174,9 +218,13 @@
           <w:bottom w:val="single" w:sz="8" w:space="4" w:color="5B9BD5"/>
         </w:pBdr>
         <w:spacing w:before="280"/>
-      </w:pPr>
-      <w:r>
-        <w:rPr>
+        <w:rPr>
+          <w:rFonts w:ascii="Times New Roman" w:hAnsi="Times New Roman" w:cs="Times New Roman"/>
+        </w:rPr>
+      </w:pPr>
+      <w:r>
+        <w:rPr>
+          <w:rFonts w:ascii="Times New Roman" w:hAnsi="Times New Roman" w:cs="Times New Roman"/>
           <w:b/>
           <w:color w:val="2E74B5"/>
           <w:sz w:val="30"/>
@@ -188,64 +236,98 @@
     <w:p>
       <w:pPr>
         <w:jc w:val="both"/>
-      </w:pPr>
-      <w:r>
+        <w:rPr>
+          <w:rFonts w:ascii="Times New Roman" w:hAnsi="Times New Roman" w:cs="Times New Roman"/>
+        </w:rPr>
+      </w:pPr>
+      <w:r>
+        <w:rPr>
+          <w:rFonts w:ascii="Times New Roman" w:hAnsi="Times New Roman" w:cs="Times New Roman"/>
+        </w:rPr>
         <w:t xml:space="preserve">Office Attendance is the daily workflow for employees who work from the office. Instead of an unverified punch, the app confirms it is really you and that you are really at the office: it takes </w:t>
       </w:r>
       <w:r>
         <w:rPr>
+          <w:rFonts w:ascii="Times New Roman" w:hAnsi="Times New Roman" w:cs="Times New Roman"/>
           <w:b/>
           <w:color w:val="1F3864"/>
         </w:rPr>
         <w:t>your photo</w:t>
       </w:r>
       <w:r>
+        <w:rPr>
+          <w:rFonts w:ascii="Times New Roman" w:hAnsi="Times New Roman" w:cs="Times New Roman"/>
+        </w:rPr>
         <w:t xml:space="preserve"> at check-in and check-out, and checks </w:t>
       </w:r>
       <w:r>
         <w:rPr>
+          <w:rFonts w:ascii="Times New Roman" w:hAnsi="Times New Roman" w:cs="Times New Roman"/>
           <w:b/>
           <w:color w:val="1F3864"/>
         </w:rPr>
         <w:t>your GPS location</w:t>
       </w:r>
       <w:r>
+        <w:rPr>
+          <w:rFonts w:ascii="Times New Roman" w:hAnsi="Times New Roman" w:cs="Times New Roman"/>
+        </w:rPr>
         <w:t xml:space="preserve"> against your company's location. It is a simple </w:t>
       </w:r>
       <w:r>
         <w:rPr>
+          <w:rFonts w:ascii="Times New Roman" w:hAnsi="Times New Roman" w:cs="Times New Roman"/>
           <w:b/>
           <w:color w:val="1F3864"/>
         </w:rPr>
         <w:t>one Check In and one Check Out per day</w:t>
       </w:r>
       <w:r>
+        <w:rPr>
+          <w:rFonts w:ascii="Times New Roman" w:hAnsi="Times New Roman" w:cs="Times New Roman"/>
+        </w:rPr>
         <w:t>.</w:t>
       </w:r>
     </w:p>
     <w:p>
       <w:pPr>
         <w:jc w:val="both"/>
-      </w:pPr>
-      <w:r>
+        <w:rPr>
+          <w:rFonts w:ascii="Times New Roman" w:hAnsi="Times New Roman" w:cs="Times New Roman"/>
+        </w:rPr>
+      </w:pPr>
+      <w:r>
+        <w:rPr>
+          <w:rFonts w:ascii="Times New Roman" w:hAnsi="Times New Roman" w:cs="Times New Roman"/>
+        </w:rPr>
         <w:t xml:space="preserve">The app also tracks </w:t>
       </w:r>
       <w:r>
         <w:rPr>
+          <w:rFonts w:ascii="Times New Roman" w:hAnsi="Times New Roman" w:cs="Times New Roman"/>
           <w:b/>
           <w:color w:val="1F3864"/>
         </w:rPr>
         <w:t>late arrivals</w:t>
       </w:r>
       <w:r>
+        <w:rPr>
+          <w:rFonts w:ascii="Times New Roman" w:hAnsi="Times New Roman" w:cs="Times New Roman"/>
+        </w:rPr>
         <w:t>. If you arrive after your expected start time, it shows how late you are, your late count for the month, and any salary deduction — and asks you to type a short reason.</w:t>
       </w:r>
     </w:p>
     <w:p>
       <w:pPr>
         <w:jc w:val="both"/>
-      </w:pPr>
-      <w:r>
+        <w:rPr>
+          <w:rFonts w:ascii="Times New Roman" w:hAnsi="Times New Roman" w:cs="Times New Roman"/>
+        </w:rPr>
+      </w:pPr>
+      <w:r>
+        <w:rPr>
+          <w:rFonts w:ascii="Times New Roman" w:hAnsi="Times New Roman" w:cs="Times New Roman"/>
+        </w:rPr>
         <w:t>This guide walks you through everything you do, in the order you will do it.</w:t>
       </w:r>
     </w:p>
@@ -255,9 +337,13 @@
           <w:bottom w:val="single" w:sz="8" w:space="4" w:color="5B9BD5"/>
         </w:pBdr>
         <w:spacing w:before="280"/>
-      </w:pPr>
-      <w:r>
-        <w:rPr>
+        <w:rPr>
+          <w:rFonts w:ascii="Times New Roman" w:hAnsi="Times New Roman" w:cs="Times New Roman"/>
+        </w:rPr>
+      </w:pPr>
+      <w:r>
+        <w:rPr>
+          <w:rFonts w:ascii="Times New Roman" w:hAnsi="Times New Roman" w:cs="Times New Roman"/>
           <w:b/>
           <w:color w:val="2E74B5"/>
           <w:sz w:val="30"/>
@@ -268,22 +354,33 @@
     <w:p>
       <w:pPr>
         <w:pStyle w:val="ListBullet"/>
-      </w:pPr>
-      <w:r>
+        <w:rPr>
+          <w:rFonts w:ascii="Times New Roman" w:hAnsi="Times New Roman" w:cs="Times New Roman"/>
+        </w:rPr>
+      </w:pPr>
+      <w:r>
+        <w:rPr>
+          <w:rFonts w:ascii="Times New Roman" w:hAnsi="Times New Roman" w:cs="Times New Roman"/>
+        </w:rPr>
         <w:t xml:space="preserve">Open the app and log in with your </w:t>
       </w:r>
       <w:r>
         <w:rPr>
+          <w:rFonts w:ascii="Times New Roman" w:hAnsi="Times New Roman" w:cs="Times New Roman"/>
           <w:b/>
           <w:color w:val="1F3864"/>
         </w:rPr>
         <w:t>PIN</w:t>
       </w:r>
       <w:r>
+        <w:rPr>
+          <w:rFonts w:ascii="Times New Roman" w:hAnsi="Times New Roman" w:cs="Times New Roman"/>
+        </w:rPr>
         <w:t xml:space="preserve"> or </w:t>
       </w:r>
       <w:r>
         <w:rPr>
+          <w:rFonts w:ascii="Times New Roman" w:hAnsi="Times New Roman" w:cs="Times New Roman"/>
           <w:b/>
           <w:color w:val="1F3864"/>
         </w:rPr>
@@ -293,45 +390,69 @@
     <w:p>
       <w:pPr>
         <w:pStyle w:val="ListBullet"/>
-      </w:pPr>
-      <w:r>
+        <w:rPr>
+          <w:rFonts w:ascii="Times New Roman" w:hAnsi="Times New Roman" w:cs="Times New Roman"/>
+        </w:rPr>
+      </w:pPr>
+      <w:r>
+        <w:rPr>
+          <w:rFonts w:ascii="Times New Roman" w:hAnsi="Times New Roman" w:cs="Times New Roman"/>
+        </w:rPr>
         <w:t xml:space="preserve">Choose </w:t>
       </w:r>
       <w:r>
         <w:rPr>
+          <w:rFonts w:ascii="Times New Roman" w:hAnsi="Times New Roman" w:cs="Times New Roman"/>
           <w:b/>
           <w:color w:val="1F3864"/>
         </w:rPr>
         <w:t>Office</w:t>
       </w:r>
       <w:r>
+        <w:rPr>
+          <w:rFonts w:ascii="Times New Roman" w:hAnsi="Times New Roman" w:cs="Times New Roman"/>
+        </w:rPr>
         <w:t xml:space="preserve"> attendance</w:t>
       </w:r>
     </w:p>
     <w:p>
       <w:pPr>
         <w:pStyle w:val="ListBullet"/>
-      </w:pPr>
-      <w:r>
-        <w:rPr>
+        <w:rPr>
+          <w:rFonts w:ascii="Times New Roman" w:hAnsi="Times New Roman" w:cs="Times New Roman"/>
+        </w:rPr>
+      </w:pPr>
+      <w:r>
+        <w:rPr>
+          <w:rFonts w:ascii="Times New Roman" w:hAnsi="Times New Roman" w:cs="Times New Roman"/>
           <w:b/>
           <w:color w:val="1F3864"/>
         </w:rPr>
         <w:t>Check In</w:t>
       </w:r>
       <w:r>
+        <w:rPr>
+          <w:rFonts w:ascii="Times New Roman" w:hAnsi="Times New Roman" w:cs="Times New Roman"/>
+        </w:rPr>
         <w:t xml:space="preserve"> — confirm, then capture a photo and your office location</w:t>
       </w:r>
     </w:p>
     <w:p>
       <w:pPr>
         <w:pStyle w:val="ListBullet"/>
-      </w:pPr>
-      <w:r>
+        <w:rPr>
+          <w:rFonts w:ascii="Times New Roman" w:hAnsi="Times New Roman" w:cs="Times New Roman"/>
+        </w:rPr>
+      </w:pPr>
+      <w:r>
+        <w:rPr>
+          <w:rFonts w:ascii="Times New Roman" w:hAnsi="Times New Roman" w:cs="Times New Roman"/>
+        </w:rPr>
         <w:t xml:space="preserve">If you are late, give a </w:t>
       </w:r>
       <w:r>
         <w:rPr>
+          <w:rFonts w:ascii="Times New Roman" w:hAnsi="Times New Roman" w:cs="Times New Roman"/>
           <w:b/>
           <w:color w:val="1F3864"/>
         </w:rPr>
@@ -341,65 +462,331 @@
     <w:p>
       <w:pPr>
         <w:pStyle w:val="ListBullet"/>
-      </w:pPr>
-      <w:r>
+        <w:rPr>
+          <w:rFonts w:ascii="Times New Roman" w:hAnsi="Times New Roman" w:cs="Times New Roman"/>
+        </w:rPr>
+      </w:pPr>
+      <w:r>
+        <w:rPr>
+          <w:rFonts w:ascii="Times New Roman" w:hAnsi="Times New Roman" w:cs="Times New Roman"/>
+        </w:rPr>
         <w:t>Work your day</w:t>
       </w:r>
     </w:p>
     <w:p>
       <w:pPr>
         <w:pStyle w:val="ListBullet"/>
-      </w:pPr>
-      <w:r>
-        <w:rPr>
+        <w:rPr>
+          <w:rFonts w:ascii="Times New Roman" w:hAnsi="Times New Roman" w:cs="Times New Roman"/>
+        </w:rPr>
+      </w:pPr>
+      <w:r>
+        <w:rPr>
+          <w:rFonts w:ascii="Times New Roman" w:hAnsi="Times New Roman" w:cs="Times New Roman"/>
           <w:b/>
           <w:color w:val="1F3864"/>
         </w:rPr>
         <w:t>Check Out</w:t>
       </w:r>
       <w:r>
+        <w:rPr>
+          <w:rFonts w:ascii="Times New Roman" w:hAnsi="Times New Roman" w:cs="Times New Roman"/>
+        </w:rPr>
         <w:t xml:space="preserve"> at the end of the day — confirm and capture a photo</w:t>
       </w:r>
     </w:p>
     <w:p>
       <w:pPr>
         <w:pStyle w:val="ListBullet"/>
-      </w:pPr>
-      <w:r>
+        <w:rPr>
+          <w:rFonts w:ascii="Times New Roman" w:hAnsi="Times New Roman" w:cs="Times New Roman"/>
+        </w:rPr>
+      </w:pPr>
+      <w:r>
+        <w:rPr>
+          <w:rFonts w:ascii="Times New Roman" w:hAnsi="Times New Roman" w:cs="Times New Roman"/>
+        </w:rPr>
         <w:t xml:space="preserve">See </w:t>
       </w:r>
       <w:r>
         <w:rPr>
+          <w:rFonts w:ascii="Times New Roman" w:hAnsi="Times New Roman" w:cs="Times New Roman"/>
           <w:b/>
           <w:color w:val="1F3864"/>
         </w:rPr>
         <w:t>All Done</w:t>
       </w:r>
       <w:r>
+        <w:rPr>
+          <w:rFonts w:ascii="Times New Roman" w:hAnsi="Times New Roman" w:cs="Times New Roman"/>
+        </w:rPr>
         <w:t xml:space="preserve"> — your attendance for the day is complete</w:t>
       </w:r>
+    </w:p>
+    <w:p>
+      <w:pPr>
+        <w:pStyle w:val="ListBullet"/>
+        <w:numPr>
+          <w:ilvl w:val="0"/>
+          <w:numId w:val="0"/>
+        </w:numPr>
+        <w:ind w:left="360" w:hanging="360"/>
+        <w:rPr>
+          <w:rFonts w:ascii="Times New Roman" w:hAnsi="Times New Roman" w:cs="Times New Roman"/>
+        </w:rPr>
+      </w:pPr>
+    </w:p>
+    <w:p>
+      <w:pPr>
+        <w:pStyle w:val="ListBullet"/>
+        <w:numPr>
+          <w:ilvl w:val="0"/>
+          <w:numId w:val="0"/>
+        </w:numPr>
+        <w:ind w:left="360" w:hanging="360"/>
+        <w:rPr>
+          <w:rFonts w:ascii="Times New Roman" w:hAnsi="Times New Roman" w:cs="Times New Roman"/>
+        </w:rPr>
+      </w:pPr>
+    </w:p>
+    <w:p>
+      <w:pPr>
+        <w:pStyle w:val="ListBullet"/>
+        <w:numPr>
+          <w:ilvl w:val="0"/>
+          <w:numId w:val="0"/>
+        </w:numPr>
+        <w:ind w:left="360" w:hanging="360"/>
+        <w:rPr>
+          <w:rFonts w:ascii="Times New Roman" w:hAnsi="Times New Roman" w:cs="Times New Roman"/>
+        </w:rPr>
+      </w:pPr>
+    </w:p>
+    <w:p>
+      <w:pPr>
+        <w:pStyle w:val="ListBullet"/>
+        <w:numPr>
+          <w:ilvl w:val="0"/>
+          <w:numId w:val="0"/>
+        </w:numPr>
+        <w:ind w:left="360" w:hanging="360"/>
+        <w:rPr>
+          <w:rFonts w:ascii="Times New Roman" w:hAnsi="Times New Roman" w:cs="Times New Roman"/>
+        </w:rPr>
+      </w:pPr>
+    </w:p>
+    <w:p>
+      <w:pPr>
+        <w:pStyle w:val="ListBullet"/>
+        <w:numPr>
+          <w:ilvl w:val="0"/>
+          <w:numId w:val="0"/>
+        </w:numPr>
+        <w:ind w:left="360" w:hanging="360"/>
+        <w:rPr>
+          <w:rFonts w:ascii="Times New Roman" w:hAnsi="Times New Roman" w:cs="Times New Roman"/>
+        </w:rPr>
+      </w:pPr>
+    </w:p>
+    <w:p>
+      <w:pPr>
+        <w:pStyle w:val="ListBullet"/>
+        <w:numPr>
+          <w:ilvl w:val="0"/>
+          <w:numId w:val="0"/>
+        </w:numPr>
+        <w:ind w:left="360" w:hanging="360"/>
+        <w:rPr>
+          <w:rFonts w:ascii="Times New Roman" w:hAnsi="Times New Roman" w:cs="Times New Roman"/>
+        </w:rPr>
+      </w:pPr>
+    </w:p>
+    <w:p>
+      <w:pPr>
+        <w:pStyle w:val="ListBullet"/>
+        <w:numPr>
+          <w:ilvl w:val="0"/>
+          <w:numId w:val="0"/>
+        </w:numPr>
+        <w:ind w:left="360" w:hanging="360"/>
+        <w:rPr>
+          <w:rFonts w:ascii="Times New Roman" w:hAnsi="Times New Roman" w:cs="Times New Roman"/>
+        </w:rPr>
+      </w:pPr>
+    </w:p>
+    <w:p>
+      <w:pPr>
+        <w:pStyle w:val="ListBullet"/>
+        <w:numPr>
+          <w:ilvl w:val="0"/>
+          <w:numId w:val="0"/>
+        </w:numPr>
+        <w:ind w:left="360" w:hanging="360"/>
+        <w:rPr>
+          <w:rFonts w:ascii="Times New Roman" w:hAnsi="Times New Roman" w:cs="Times New Roman"/>
+        </w:rPr>
+      </w:pPr>
+    </w:p>
+    <w:p>
+      <w:pPr>
+        <w:pStyle w:val="ListBullet"/>
+        <w:numPr>
+          <w:ilvl w:val="0"/>
+          <w:numId w:val="0"/>
+        </w:numPr>
+        <w:ind w:left="360" w:hanging="360"/>
+        <w:rPr>
+          <w:rFonts w:ascii="Times New Roman" w:hAnsi="Times New Roman" w:cs="Times New Roman"/>
+        </w:rPr>
+      </w:pPr>
+    </w:p>
+    <w:p>
+      <w:pPr>
+        <w:pStyle w:val="ListBullet"/>
+        <w:numPr>
+          <w:ilvl w:val="0"/>
+          <w:numId w:val="0"/>
+        </w:numPr>
+        <w:ind w:left="360" w:hanging="360"/>
+        <w:rPr>
+          <w:rFonts w:ascii="Times New Roman" w:hAnsi="Times New Roman" w:cs="Times New Roman"/>
+        </w:rPr>
+      </w:pPr>
+    </w:p>
+    <w:p>
+      <w:pPr>
+        <w:pStyle w:val="ListBullet"/>
+        <w:numPr>
+          <w:ilvl w:val="0"/>
+          <w:numId w:val="0"/>
+        </w:numPr>
+        <w:ind w:left="360" w:hanging="360"/>
+        <w:rPr>
+          <w:rFonts w:ascii="Times New Roman" w:hAnsi="Times New Roman" w:cs="Times New Roman"/>
+        </w:rPr>
+      </w:pPr>
+    </w:p>
+    <w:p>
+      <w:pPr>
+        <w:pStyle w:val="ListBullet"/>
+        <w:numPr>
+          <w:ilvl w:val="0"/>
+          <w:numId w:val="0"/>
+        </w:numPr>
+        <w:ind w:left="360" w:hanging="360"/>
+        <w:rPr>
+          <w:rFonts w:ascii="Times New Roman" w:hAnsi="Times New Roman" w:cs="Times New Roman"/>
+        </w:rPr>
+      </w:pPr>
+    </w:p>
+    <w:p>
+      <w:pPr>
+        <w:pStyle w:val="ListBullet"/>
+        <w:numPr>
+          <w:ilvl w:val="0"/>
+          <w:numId w:val="0"/>
+        </w:numPr>
+        <w:ind w:left="360" w:hanging="360"/>
+        <w:rPr>
+          <w:rFonts w:ascii="Times New Roman" w:hAnsi="Times New Roman" w:cs="Times New Roman"/>
+        </w:rPr>
+      </w:pPr>
+    </w:p>
+    <w:p>
+      <w:pPr>
+        <w:pStyle w:val="ListBullet"/>
+        <w:numPr>
+          <w:ilvl w:val="0"/>
+          <w:numId w:val="0"/>
+        </w:numPr>
+        <w:ind w:left="360" w:hanging="360"/>
+        <w:rPr>
+          <w:rFonts w:ascii="Times New Roman" w:hAnsi="Times New Roman" w:cs="Times New Roman"/>
+        </w:rPr>
+      </w:pPr>
+    </w:p>
+    <w:p>
+      <w:pPr>
+        <w:pStyle w:val="ListBullet"/>
+        <w:numPr>
+          <w:ilvl w:val="0"/>
+          <w:numId w:val="0"/>
+        </w:numPr>
+        <w:ind w:left="360" w:hanging="360"/>
+        <w:rPr>
+          <w:rFonts w:ascii="Times New Roman" w:hAnsi="Times New Roman" w:cs="Times New Roman"/>
+        </w:rPr>
+      </w:pPr>
+    </w:p>
+    <w:p>
+      <w:pPr>
+        <w:pStyle w:val="ListBullet"/>
+        <w:numPr>
+          <w:ilvl w:val="0"/>
+          <w:numId w:val="0"/>
+        </w:numPr>
+        <w:ind w:left="360" w:hanging="360"/>
+        <w:rPr>
+          <w:rFonts w:ascii="Times New Roman" w:hAnsi="Times New Roman" w:cs="Times New Roman"/>
+        </w:rPr>
+      </w:pPr>
+    </w:p>
+    <w:p>
+      <w:pPr>
+        <w:pStyle w:val="ListBullet"/>
+        <w:numPr>
+          <w:ilvl w:val="0"/>
+          <w:numId w:val="0"/>
+        </w:numPr>
+        <w:ind w:left="360" w:hanging="360"/>
+        <w:rPr>
+          <w:rFonts w:ascii="Times New Roman" w:hAnsi="Times New Roman" w:cs="Times New Roman"/>
+        </w:rPr>
+      </w:pPr>
+    </w:p>
+    <w:p>
+      <w:pPr>
+        <w:pStyle w:val="ListBullet"/>
+        <w:numPr>
+          <w:ilvl w:val="0"/>
+          <w:numId w:val="0"/>
+        </w:numPr>
+        <w:ind w:left="360" w:hanging="360"/>
+        <w:rPr>
+          <w:rFonts w:ascii="Times New Roman" w:hAnsi="Times New Roman" w:cs="Times New Roman"/>
+        </w:rPr>
+      </w:pPr>
     </w:p>
     <w:p>
       <w:pPr>
         <w:shd w:val="clear" w:color="auto" w:fill="2F5496"/>
         <w:spacing w:before="140" w:after="140"/>
         <w:ind w:left="120" w:right="120"/>
-      </w:pPr>
-      <w:r>
-        <w:rPr>
+        <w:rPr>
+          <w:rFonts w:ascii="Times New Roman" w:hAnsi="Times New Roman" w:cs="Times New Roman"/>
+        </w:rPr>
+      </w:pPr>
+      <w:r>
+        <w:rPr>
+          <w:rFonts w:ascii="Times New Roman" w:hAnsi="Times New Roman" w:cs="Times New Roman"/>
           <w:b/>
           <w:color w:val="FFFFFF"/>
           <w:sz w:val="30"/>
         </w:rPr>
+        <w:lastRenderedPageBreak/>
         <w:t>PART 1   Starting Your Day</w:t>
       </w:r>
     </w:p>
     <w:p>
       <w:pPr>
         <w:spacing w:before="240" w:after="80"/>
-      </w:pPr>
-      <w:r>
-        <w:rPr>
+        <w:rPr>
+          <w:rFonts w:ascii="Times New Roman" w:hAnsi="Times New Roman" w:cs="Times New Roman"/>
+        </w:rPr>
+      </w:pPr>
+      <w:r>
+        <w:rPr>
+          <w:rFonts w:ascii="Times New Roman" w:hAnsi="Times New Roman" w:cs="Times New Roman"/>
           <w:b/>
           <w:color w:val="FFFFFF"/>
           <w:sz w:val="20"/>
@@ -408,10 +795,14 @@
         <w:t xml:space="preserve">  Step 1  </w:t>
       </w:r>
       <w:r>
+        <w:rPr>
+          <w:rFonts w:ascii="Times New Roman" w:hAnsi="Times New Roman" w:cs="Times New Roman"/>
+        </w:rPr>
         <w:t xml:space="preserve">  </w:t>
       </w:r>
       <w:r>
         <w:rPr>
+          <w:rFonts w:ascii="Times New Roman" w:hAnsi="Times New Roman" w:cs="Times New Roman"/>
           <w:b/>
           <w:color w:val="2E74B5"/>
           <w:sz w:val="26"/>
@@ -422,30 +813,52 @@
     <w:p>
       <w:pPr>
         <w:jc w:val="both"/>
-      </w:pPr>
-      <w:r>
+        <w:rPr>
+          <w:rFonts w:ascii="Times New Roman" w:hAnsi="Times New Roman" w:cs="Times New Roman"/>
+        </w:rPr>
+      </w:pPr>
+      <w:r>
+        <w:rPr>
+          <w:rFonts w:ascii="Times New Roman" w:hAnsi="Times New Roman" w:cs="Times New Roman"/>
+        </w:rPr>
         <w:t xml:space="preserve">On your phone, open the Employee Attendance app. You will see the 369ai.Biz home screen with all the options. Scroll down to the </w:t>
       </w:r>
       <w:r>
         <w:rPr>
+          <w:rFonts w:ascii="Times New Roman" w:hAnsi="Times New Roman" w:cs="Times New Roman"/>
           <w:b/>
           <w:color w:val="1F3864"/>
         </w:rPr>
         <w:t>HR &amp; Tracking</w:t>
       </w:r>
       <w:r>
+        <w:rPr>
+          <w:rFonts w:ascii="Times New Roman" w:hAnsi="Times New Roman" w:cs="Times New Roman"/>
+        </w:rPr>
         <w:t xml:space="preserve"> section and tap </w:t>
       </w:r>
       <w:r>
         <w:rPr>
+          <w:rFonts w:ascii="Times New Roman" w:hAnsi="Times New Roman" w:cs="Times New Roman"/>
           <w:b/>
           <w:color w:val="1F3864"/>
         </w:rPr>
         <w:t>User Attendance</w:t>
       </w:r>
       <w:r>
+        <w:rPr>
+          <w:rFonts w:ascii="Times New Roman" w:hAnsi="Times New Roman" w:cs="Times New Roman"/>
+        </w:rPr>
         <w:t xml:space="preserve"> to begin.</w:t>
       </w:r>
+    </w:p>
+    <w:p>
+      <w:pPr>
+        <w:jc w:val="both"/>
+        <w:rPr>
+          <w:rFonts w:ascii="Times New Roman" w:hAnsi="Times New Roman" w:cs="Times New Roman"/>
+        </w:rPr>
+      </w:pPr>
     </w:p>
     <w:tbl>
       <w:tblPr>
@@ -468,16 +881,19 @@
           <w:p>
             <w:pPr>
               <w:jc w:val="center"/>
+              <w:rPr>
+                <w:rFonts w:ascii="Times New Roman" w:hAnsi="Times New Roman" w:cs="Times New Roman"/>
+              </w:rPr>
             </w:pPr>
             <w:r>
               <w:rPr>
+                <w:rFonts w:ascii="Times New Roman" w:hAnsi="Times New Roman" w:cs="Times New Roman"/>
                 <w:noProof/>
               </w:rPr>
-              <w:lastRenderedPageBreak/>
               <w:drawing>
-                <wp:inline distT="0" distB="0" distL="0" distR="0" wp14:anchorId="32EB4A40" wp14:editId="078C4827">
-                  <wp:extent cx="1965960" cy="4262923"/>
-                  <wp:effectExtent l="0" t="0" r="0" b="0"/>
+                <wp:inline distT="0" distB="0" distL="0" distR="0" wp14:anchorId="32EB4A40" wp14:editId="25BF54E6">
+                  <wp:extent cx="2244090" cy="4513221"/>
+                  <wp:effectExtent l="19050" t="19050" r="22860" b="20955"/>
                   <wp:docPr id="2" name="Picture 2"/>
                   <wp:cNvGraphicFramePr>
                     <a:graphicFrameLocks xmlns:a="http://schemas.openxmlformats.org/drawingml/2006/main" noChangeAspect="1"/>
@@ -489,25 +905,50 @@
                           <pic:cNvPr id="0" name="01_app_home_products.png"/>
                           <pic:cNvPicPr/>
                         </pic:nvPicPr>
-                        <pic:blipFill>
+                        <pic:blipFill rotWithShape="1">
                           <a:blip r:embed="rId9"/>
+                          <a:srcRect t="4220" b="3029"/>
                           <a:stretch>
                             <a:fillRect/>
                           </a:stretch>
                         </pic:blipFill>
-                        <pic:spPr>
+                        <pic:spPr bwMode="auto">
                           <a:xfrm>
                             <a:off x="0" y="0"/>
-                            <a:ext cx="1965960" cy="4262923"/>
+                            <a:ext cx="2252689" cy="4530514"/>
                           </a:xfrm>
                           <a:prstGeom prst="rect">
                             <a:avLst/>
                           </a:prstGeom>
-                          <a:ln w="9525">
+                          <a:ln w="9525" cap="flat" cmpd="sng" algn="ctr">
                             <a:solidFill>
                               <a:srgbClr val="B0B0B0"/>
                             </a:solidFill>
+                            <a:prstDash val="solid"/>
+                            <a:round/>
+                            <a:headEnd type="none" w="med" len="med"/>
+                            <a:tailEnd type="none" w="med" len="med"/>
+                            <a:extLst>
+                              <a:ext uri="{C807C97D-BFC1-408E-A445-0C87EB9F89A2}">
+                                <ask:lineSketchStyleProps xmlns:ask="http://schemas.microsoft.com/office/drawing/2018/sketchyshapes" sd="0">
+                                  <a:custGeom>
+                                    <a:avLst/>
+                                    <a:gdLst/>
+                                    <a:ahLst/>
+                                    <a:cxnLst/>
+                                    <a:rect l="0" t="0" r="0" b="0"/>
+                                    <a:pathLst/>
+                                  </a:custGeom>
+                                  <ask:type/>
+                                </ask:lineSketchStyleProps>
+                              </a:ext>
+                            </a:extLst>
                           </a:ln>
+                          <a:extLst>
+                            <a:ext uri="{53640926-AAD7-44D8-BBD7-CCE9431645EC}">
+                              <a14:shadowObscured xmlns:a14="http://schemas.microsoft.com/office/drawing/2010/main"/>
+                            </a:ext>
+                          </a:extLst>
                         </pic:spPr>
                       </pic:pic>
                     </a:graphicData>
@@ -524,15 +965,19 @@
           <w:p>
             <w:pPr>
               <w:jc w:val="center"/>
+              <w:rPr>
+                <w:rFonts w:ascii="Times New Roman" w:hAnsi="Times New Roman" w:cs="Times New Roman"/>
+              </w:rPr>
             </w:pPr>
             <w:r>
               <w:rPr>
+                <w:rFonts w:ascii="Times New Roman" w:hAnsi="Times New Roman" w:cs="Times New Roman"/>
                 <w:noProof/>
               </w:rPr>
               <w:drawing>
-                <wp:inline distT="0" distB="0" distL="0" distR="0" wp14:anchorId="2BB8BDE9" wp14:editId="695A60E5">
-                  <wp:extent cx="1965960" cy="4262923"/>
-                  <wp:effectExtent l="0" t="0" r="0" b="0"/>
+                <wp:inline distT="0" distB="0" distL="0" distR="0" wp14:anchorId="2BB8BDE9" wp14:editId="5ED7149C">
+                  <wp:extent cx="2160314" cy="4377690"/>
+                  <wp:effectExtent l="19050" t="19050" r="11430" b="22860"/>
                   <wp:docPr id="3" name="Picture 3"/>
                   <wp:cNvGraphicFramePr>
                     <a:graphicFrameLocks xmlns:a="http://schemas.openxmlformats.org/drawingml/2006/main" noChangeAspect="1"/>
@@ -544,25 +989,50 @@
                           <pic:cNvPr id="0" name="02_app_home_user_attendance.png"/>
                           <pic:cNvPicPr/>
                         </pic:nvPicPr>
-                        <pic:blipFill>
+                        <pic:blipFill rotWithShape="1">
                           <a:blip r:embed="rId10"/>
+                          <a:srcRect t="3986" b="2560"/>
                           <a:stretch>
                             <a:fillRect/>
                           </a:stretch>
                         </pic:blipFill>
-                        <pic:spPr>
+                        <pic:spPr bwMode="auto">
                           <a:xfrm>
                             <a:off x="0" y="0"/>
-                            <a:ext cx="1965960" cy="4262923"/>
+                            <a:ext cx="2169125" cy="4395545"/>
                           </a:xfrm>
                           <a:prstGeom prst="rect">
                             <a:avLst/>
                           </a:prstGeom>
-                          <a:ln w="9525">
+                          <a:ln w="9525" cap="flat" cmpd="sng" algn="ctr">
                             <a:solidFill>
                               <a:srgbClr val="B0B0B0"/>
                             </a:solidFill>
+                            <a:prstDash val="solid"/>
+                            <a:round/>
+                            <a:headEnd type="none" w="med" len="med"/>
+                            <a:tailEnd type="none" w="med" len="med"/>
+                            <a:extLst>
+                              <a:ext uri="{C807C97D-BFC1-408E-A445-0C87EB9F89A2}">
+                                <ask:lineSketchStyleProps xmlns:ask="http://schemas.microsoft.com/office/drawing/2018/sketchyshapes" sd="0">
+                                  <a:custGeom>
+                                    <a:avLst/>
+                                    <a:gdLst/>
+                                    <a:ahLst/>
+                                    <a:cxnLst/>
+                                    <a:rect l="0" t="0" r="0" b="0"/>
+                                    <a:pathLst/>
+                                  </a:custGeom>
+                                  <ask:type/>
+                                </ask:lineSketchStyleProps>
+                              </a:ext>
+                            </a:extLst>
                           </a:ln>
+                          <a:extLst>
+                            <a:ext uri="{53640926-AAD7-44D8-BBD7-CCE9431645EC}">
+                              <a14:shadowObscured xmlns:a14="http://schemas.microsoft.com/office/drawing/2010/main"/>
+                            </a:ext>
+                          </a:extLst>
                         </pic:spPr>
                       </pic:pic>
                     </a:graphicData>
@@ -577,14 +1047,77 @@
     <w:p>
       <w:pPr>
         <w:spacing w:after="120"/>
+        <w:rPr>
+          <w:rFonts w:ascii="Times New Roman" w:hAnsi="Times New Roman" w:cs="Times New Roman"/>
+        </w:rPr>
       </w:pPr>
     </w:p>
     <w:p>
       <w:pPr>
+        <w:spacing w:after="120"/>
+        <w:rPr>
+          <w:rFonts w:ascii="Times New Roman" w:hAnsi="Times New Roman" w:cs="Times New Roman"/>
+        </w:rPr>
+      </w:pPr>
+    </w:p>
+    <w:p>
+      <w:pPr>
+        <w:spacing w:after="120"/>
+        <w:rPr>
+          <w:rFonts w:ascii="Times New Roman" w:hAnsi="Times New Roman" w:cs="Times New Roman"/>
+        </w:rPr>
+      </w:pPr>
+    </w:p>
+    <w:p>
+      <w:pPr>
+        <w:spacing w:after="120"/>
+        <w:rPr>
+          <w:rFonts w:ascii="Times New Roman" w:hAnsi="Times New Roman" w:cs="Times New Roman"/>
+        </w:rPr>
+      </w:pPr>
+    </w:p>
+    <w:p>
+      <w:pPr>
+        <w:spacing w:after="120"/>
+        <w:rPr>
+          <w:rFonts w:ascii="Times New Roman" w:hAnsi="Times New Roman" w:cs="Times New Roman"/>
+        </w:rPr>
+      </w:pPr>
+    </w:p>
+    <w:p>
+      <w:pPr>
+        <w:spacing w:after="120"/>
+        <w:rPr>
+          <w:rFonts w:ascii="Times New Roman" w:hAnsi="Times New Roman" w:cs="Times New Roman"/>
+        </w:rPr>
+      </w:pPr>
+    </w:p>
+    <w:p>
+      <w:pPr>
+        <w:spacing w:after="120"/>
+        <w:rPr>
+          <w:rFonts w:ascii="Times New Roman" w:hAnsi="Times New Roman" w:cs="Times New Roman"/>
+        </w:rPr>
+      </w:pPr>
+    </w:p>
+    <w:p>
+      <w:pPr>
+        <w:spacing w:after="120"/>
+        <w:rPr>
+          <w:rFonts w:ascii="Times New Roman" w:hAnsi="Times New Roman" w:cs="Times New Roman"/>
+        </w:rPr>
+      </w:pPr>
+    </w:p>
+    <w:p>
+      <w:pPr>
         <w:spacing w:before="240" w:after="80"/>
-      </w:pPr>
-      <w:r>
-        <w:rPr>
+        <w:rPr>
+          <w:rFonts w:ascii="Times New Roman" w:hAnsi="Times New Roman" w:cs="Times New Roman"/>
+        </w:rPr>
+      </w:pPr>
+      <w:r>
+        <w:rPr>
+          <w:rFonts w:ascii="Times New Roman" w:hAnsi="Times New Roman" w:cs="Times New Roman"/>
           <w:b/>
           <w:color w:val="FFFFFF"/>
           <w:sz w:val="20"/>
@@ -593,10 +1126,14 @@
         <w:t xml:space="preserve">  Step 2  </w:t>
       </w:r>
       <w:r>
+        <w:rPr>
+          <w:rFonts w:ascii="Times New Roman" w:hAnsi="Times New Roman" w:cs="Times New Roman"/>
+        </w:rPr>
         <w:t xml:space="preserve">  </w:t>
       </w:r>
       <w:r>
         <w:rPr>
+          <w:rFonts w:ascii="Times New Roman" w:hAnsi="Times New Roman" w:cs="Times New Roman"/>
           <w:b/>
           <w:color w:val="2E74B5"/>
           <w:sz w:val="26"/>
@@ -607,28 +1144,42 @@
     <w:p>
       <w:pPr>
         <w:jc w:val="both"/>
-      </w:pPr>
-      <w:r>
+        <w:rPr>
+          <w:rFonts w:ascii="Times New Roman" w:hAnsi="Times New Roman" w:cs="Times New Roman"/>
+        </w:rPr>
+      </w:pPr>
+      <w:r>
+        <w:rPr>
+          <w:rFonts w:ascii="Times New Roman" w:hAnsi="Times New Roman" w:cs="Times New Roman"/>
+        </w:rPr>
         <w:t xml:space="preserve">On the </w:t>
       </w:r>
       <w:r>
         <w:rPr>
+          <w:rFonts w:ascii="Times New Roman" w:hAnsi="Times New Roman" w:cs="Times New Roman"/>
           <w:b/>
           <w:color w:val="1F3864"/>
         </w:rPr>
         <w:t>Select Attendance Type</w:t>
       </w:r>
       <w:r>
+        <w:rPr>
+          <w:rFonts w:ascii="Times New Roman" w:hAnsi="Times New Roman" w:cs="Times New Roman"/>
+        </w:rPr>
         <w:t xml:space="preserve"> screen, tap the first card — </w:t>
       </w:r>
       <w:r>
         <w:rPr>
+          <w:rFonts w:ascii="Times New Roman" w:hAnsi="Times New Roman" w:cs="Times New Roman"/>
           <w:b/>
           <w:color w:val="1F3864"/>
         </w:rPr>
         <w:t>Office</w:t>
       </w:r>
       <w:r>
+        <w:rPr>
+          <w:rFonts w:ascii="Times New Roman" w:hAnsi="Times New Roman" w:cs="Times New Roman"/>
+        </w:rPr>
         <w:t xml:space="preserve"> (“Check in from office with location verification”).</w:t>
       </w:r>
     </w:p>
@@ -640,9 +1191,13 @@
         <w:shd w:val="clear" w:color="auto" w:fill="FFF8E1"/>
         <w:spacing w:before="160"/>
         <w:ind w:left="150" w:right="150"/>
-      </w:pPr>
-      <w:r>
-        <w:rPr>
+        <w:rPr>
+          <w:rFonts w:ascii="Times New Roman" w:hAnsi="Times New Roman" w:cs="Times New Roman"/>
+        </w:rPr>
+      </w:pPr>
+      <w:r>
+        <w:rPr>
+          <w:rFonts w:ascii="Times New Roman" w:hAnsi="Times New Roman" w:cs="Times New Roman"/>
           <w:i/>
           <w:color w:val="5D4037"/>
         </w:rPr>
@@ -653,16 +1208,28 @@
       <w:pPr>
         <w:spacing w:before="160" w:after="200"/>
         <w:jc w:val="center"/>
-      </w:pPr>
-      <w:r>
-        <w:rPr>
+        <w:rPr>
+          <w:rFonts w:ascii="Times New Roman" w:hAnsi="Times New Roman" w:cs="Times New Roman"/>
+        </w:rPr>
+      </w:pPr>
+    </w:p>
+    <w:p>
+      <w:pPr>
+        <w:spacing w:before="160" w:after="200"/>
+        <w:jc w:val="center"/>
+        <w:rPr>
+          <w:rFonts w:ascii="Times New Roman" w:hAnsi="Times New Roman" w:cs="Times New Roman"/>
+        </w:rPr>
+      </w:pPr>
+      <w:r>
+        <w:rPr>
+          <w:rFonts w:ascii="Times New Roman" w:hAnsi="Times New Roman" w:cs="Times New Roman"/>
           <w:noProof/>
         </w:rPr>
-        <w:lastRenderedPageBreak/>
         <w:drawing>
-          <wp:inline distT="0" distB="0" distL="0" distR="0" wp14:anchorId="4B441572" wp14:editId="0DF7919B">
-            <wp:extent cx="2286000" cy="4956888"/>
-            <wp:effectExtent l="0" t="0" r="0" b="0"/>
+          <wp:inline distT="0" distB="0" distL="0" distR="0" wp14:anchorId="4B441572" wp14:editId="6C73A5CD">
+            <wp:extent cx="2699588" cy="5360670"/>
+            <wp:effectExtent l="19050" t="19050" r="24765" b="11430"/>
             <wp:docPr id="4" name="Picture 4"/>
             <wp:cNvGraphicFramePr>
               <a:graphicFrameLocks xmlns:a="http://schemas.openxmlformats.org/drawingml/2006/main" noChangeAspect="1"/>
@@ -674,25 +1241,50 @@
                     <pic:cNvPr id="0" name="03_select_attendance_type.png"/>
                     <pic:cNvPicPr/>
                   </pic:nvPicPr>
-                  <pic:blipFill>
+                  <pic:blipFill rotWithShape="1">
                     <a:blip r:embed="rId11"/>
+                    <a:srcRect t="5159" b="3264"/>
                     <a:stretch>
                       <a:fillRect/>
                     </a:stretch>
                   </pic:blipFill>
-                  <pic:spPr>
+                  <pic:spPr bwMode="auto">
                     <a:xfrm>
                       <a:off x="0" y="0"/>
-                      <a:ext cx="2286000" cy="4956888"/>
+                      <a:ext cx="2707755" cy="5376887"/>
                     </a:xfrm>
                     <a:prstGeom prst="rect">
                       <a:avLst/>
                     </a:prstGeom>
-                    <a:ln w="9525">
+                    <a:ln w="9525" cap="flat" cmpd="sng" algn="ctr">
                       <a:solidFill>
                         <a:srgbClr val="B0B0B0"/>
                       </a:solidFill>
+                      <a:prstDash val="solid"/>
+                      <a:round/>
+                      <a:headEnd type="none" w="med" len="med"/>
+                      <a:tailEnd type="none" w="med" len="med"/>
+                      <a:extLst>
+                        <a:ext uri="{C807C97D-BFC1-408E-A445-0C87EB9F89A2}">
+                          <ask:lineSketchStyleProps xmlns:ask="http://schemas.microsoft.com/office/drawing/2018/sketchyshapes" sd="0">
+                            <a:custGeom>
+                              <a:avLst/>
+                              <a:gdLst/>
+                              <a:ahLst/>
+                              <a:cxnLst/>
+                              <a:rect l="0" t="0" r="0" b="0"/>
+                              <a:pathLst/>
+                            </a:custGeom>
+                            <ask:type/>
+                          </ask:lineSketchStyleProps>
+                        </a:ext>
+                      </a:extLst>
                     </a:ln>
+                    <a:extLst>
+                      <a:ext uri="{53640926-AAD7-44D8-BBD7-CCE9431645EC}">
+                        <a14:shadowObscured xmlns:a14="http://schemas.microsoft.com/office/drawing/2010/main"/>
+                      </a:ext>
+                    </a:extLst>
                   </pic:spPr>
                 </pic:pic>
               </a:graphicData>
@@ -704,21 +1296,54 @@
     <w:p>
       <w:pPr>
         <w:spacing w:before="240" w:after="80"/>
-      </w:pPr>
-      <w:r>
-        <w:rPr>
+        <w:rPr>
+          <w:rFonts w:ascii="Times New Roman" w:hAnsi="Times New Roman" w:cs="Times New Roman"/>
           <w:b/>
           <w:color w:val="FFFFFF"/>
           <w:sz w:val="20"/>
           <w:shd w:val="clear" w:color="auto" w:fill="2E74B5"/>
         </w:rPr>
+      </w:pPr>
+    </w:p>
+    <w:p>
+      <w:pPr>
+        <w:spacing w:before="240" w:after="80"/>
+        <w:rPr>
+          <w:rFonts w:ascii="Times New Roman" w:hAnsi="Times New Roman" w:cs="Times New Roman"/>
+          <w:b/>
+          <w:color w:val="FFFFFF"/>
+          <w:sz w:val="20"/>
+          <w:shd w:val="clear" w:color="auto" w:fill="2E74B5"/>
+        </w:rPr>
+      </w:pPr>
+    </w:p>
+    <w:p>
+      <w:pPr>
+        <w:spacing w:before="240" w:after="80"/>
+        <w:rPr>
+          <w:rFonts w:ascii="Times New Roman" w:hAnsi="Times New Roman" w:cs="Times New Roman"/>
+        </w:rPr>
+      </w:pPr>
+      <w:r>
+        <w:rPr>
+          <w:rFonts w:ascii="Times New Roman" w:hAnsi="Times New Roman" w:cs="Times New Roman"/>
+          <w:b/>
+          <w:color w:val="FFFFFF"/>
+          <w:sz w:val="20"/>
+          <w:shd w:val="clear" w:color="auto" w:fill="2E74B5"/>
+        </w:rPr>
+        <w:lastRenderedPageBreak/>
         <w:t xml:space="preserve">  Step 3  </w:t>
       </w:r>
       <w:r>
+        <w:rPr>
+          <w:rFonts w:ascii="Times New Roman" w:hAnsi="Times New Roman" w:cs="Times New Roman"/>
+        </w:rPr>
         <w:t xml:space="preserve">  </w:t>
       </w:r>
       <w:r>
         <w:rPr>
+          <w:rFonts w:ascii="Times New Roman" w:hAnsi="Times New Roman" w:cs="Times New Roman"/>
           <w:b/>
           <w:color w:val="2E74B5"/>
           <w:sz w:val="26"/>
@@ -729,38 +1354,56 @@
     <w:p>
       <w:pPr>
         <w:jc w:val="both"/>
-      </w:pPr>
-      <w:r>
+        <w:rPr>
+          <w:rFonts w:ascii="Times New Roman" w:hAnsi="Times New Roman" w:cs="Times New Roman"/>
+        </w:rPr>
+      </w:pPr>
+      <w:r>
+        <w:rPr>
+          <w:rFonts w:ascii="Times New Roman" w:hAnsi="Times New Roman" w:cs="Times New Roman"/>
+        </w:rPr>
         <w:t xml:space="preserve">Confirm it is really you. Either tap </w:t>
       </w:r>
       <w:r>
         <w:rPr>
+          <w:rFonts w:ascii="Times New Roman" w:hAnsi="Times New Roman" w:cs="Times New Roman"/>
           <w:b/>
           <w:color w:val="1F3864"/>
         </w:rPr>
         <w:t>Scan Fingerprint</w:t>
       </w:r>
       <w:r>
+        <w:rPr>
+          <w:rFonts w:ascii="Times New Roman" w:hAnsi="Times New Roman" w:cs="Times New Roman"/>
+        </w:rPr>
         <w:t xml:space="preserve"> and use your enrolled finger, or type your 4-digit PIN under </w:t>
       </w:r>
       <w:r>
         <w:rPr>
+          <w:rFonts w:ascii="Times New Roman" w:hAnsi="Times New Roman" w:cs="Times New Roman"/>
           <w:b/>
           <w:color w:val="1F3864"/>
         </w:rPr>
         <w:t>Enter PIN</w:t>
       </w:r>
       <w:r>
+        <w:rPr>
+          <w:rFonts w:ascii="Times New Roman" w:hAnsi="Times New Roman" w:cs="Times New Roman"/>
+        </w:rPr>
         <w:t xml:space="preserve"> and tap </w:t>
       </w:r>
       <w:r>
         <w:rPr>
+          <w:rFonts w:ascii="Times New Roman" w:hAnsi="Times New Roman" w:cs="Times New Roman"/>
           <w:b/>
           <w:color w:val="1F3864"/>
         </w:rPr>
         <w:t>Verify PIN</w:t>
       </w:r>
       <w:r>
+        <w:rPr>
+          <w:rFonts w:ascii="Times New Roman" w:hAnsi="Times New Roman" w:cs="Times New Roman"/>
+        </w:rPr>
         <w:t>. The Device ID shown at the bottom is your phone's registered ID — you don't need to do anything with it.</w:t>
       </w:r>
     </w:p>
@@ -785,16 +1428,27 @@
           <w:p>
             <w:pPr>
               <w:jc w:val="center"/>
+              <w:rPr>
+                <w:rFonts w:ascii="Times New Roman" w:hAnsi="Times New Roman" w:cs="Times New Roman"/>
+              </w:rPr>
+            </w:pPr>
+          </w:p>
+          <w:p>
+            <w:pPr>
+              <w:jc w:val="center"/>
+              <w:rPr>
+                <w:rFonts w:ascii="Times New Roman" w:hAnsi="Times New Roman" w:cs="Times New Roman"/>
+              </w:rPr>
             </w:pPr>
             <w:r>
               <w:rPr>
+                <w:rFonts w:ascii="Times New Roman" w:hAnsi="Times New Roman" w:cs="Times New Roman"/>
                 <w:noProof/>
               </w:rPr>
-              <w:lastRenderedPageBreak/>
               <w:drawing>
-                <wp:inline distT="0" distB="0" distL="0" distR="0" wp14:anchorId="6D999CF4" wp14:editId="39273EF1">
-                  <wp:extent cx="1965960" cy="4262923"/>
-                  <wp:effectExtent l="0" t="0" r="0" b="0"/>
+                <wp:inline distT="0" distB="0" distL="0" distR="0" wp14:anchorId="6D999CF4" wp14:editId="5AE444C2">
+                  <wp:extent cx="2359295" cy="4720590"/>
+                  <wp:effectExtent l="19050" t="19050" r="22225" b="22860"/>
                   <wp:docPr id="5" name="Picture 5"/>
                   <wp:cNvGraphicFramePr>
                     <a:graphicFrameLocks xmlns:a="http://schemas.openxmlformats.org/drawingml/2006/main" noChangeAspect="1"/>
@@ -806,25 +1460,50 @@
                           <pic:cNvPr id="0" name="04_scan_fingerprint_enter_pin.png"/>
                           <pic:cNvPicPr/>
                         </pic:nvPicPr>
-                        <pic:blipFill>
+                        <pic:blipFill rotWithShape="1">
                           <a:blip r:embed="rId12"/>
+                          <a:srcRect t="4338" b="3386"/>
                           <a:stretch>
                             <a:fillRect/>
                           </a:stretch>
                         </pic:blipFill>
-                        <pic:spPr>
+                        <pic:spPr bwMode="auto">
                           <a:xfrm>
                             <a:off x="0" y="0"/>
-                            <a:ext cx="1965960" cy="4262923"/>
+                            <a:ext cx="2368733" cy="4739474"/>
                           </a:xfrm>
                           <a:prstGeom prst="rect">
                             <a:avLst/>
                           </a:prstGeom>
-                          <a:ln w="9525">
+                          <a:ln w="9525" cap="flat" cmpd="sng" algn="ctr">
                             <a:solidFill>
                               <a:srgbClr val="B0B0B0"/>
                             </a:solidFill>
+                            <a:prstDash val="solid"/>
+                            <a:round/>
+                            <a:headEnd type="none" w="med" len="med"/>
+                            <a:tailEnd type="none" w="med" len="med"/>
+                            <a:extLst>
+                              <a:ext uri="{C807C97D-BFC1-408E-A445-0C87EB9F89A2}">
+                                <ask:lineSketchStyleProps xmlns:ask="http://schemas.microsoft.com/office/drawing/2018/sketchyshapes" sd="0">
+                                  <a:custGeom>
+                                    <a:avLst/>
+                                    <a:gdLst/>
+                                    <a:ahLst/>
+                                    <a:cxnLst/>
+                                    <a:rect l="0" t="0" r="0" b="0"/>
+                                    <a:pathLst/>
+                                  </a:custGeom>
+                                  <ask:type/>
+                                </ask:lineSketchStyleProps>
+                              </a:ext>
+                            </a:extLst>
                           </a:ln>
+                          <a:extLst>
+                            <a:ext uri="{53640926-AAD7-44D8-BBD7-CCE9431645EC}">
+                              <a14:shadowObscured xmlns:a14="http://schemas.microsoft.com/office/drawing/2010/main"/>
+                            </a:ext>
+                          </a:extLst>
                         </pic:spPr>
                       </pic:pic>
                     </a:graphicData>
@@ -832,6 +1511,14 @@
                 </wp:inline>
               </w:drawing>
             </w:r>
+          </w:p>
+          <w:p>
+            <w:pPr>
+              <w:jc w:val="center"/>
+              <w:rPr>
+                <w:rFonts w:ascii="Times New Roman" w:hAnsi="Times New Roman" w:cs="Times New Roman"/>
+              </w:rPr>
+            </w:pPr>
           </w:p>
         </w:tc>
         <w:tc>
@@ -841,15 +1528,27 @@
           <w:p>
             <w:pPr>
               <w:jc w:val="center"/>
+              <w:rPr>
+                <w:rFonts w:ascii="Times New Roman" w:hAnsi="Times New Roman" w:cs="Times New Roman"/>
+              </w:rPr>
+            </w:pPr>
+          </w:p>
+          <w:p>
+            <w:pPr>
+              <w:jc w:val="center"/>
+              <w:rPr>
+                <w:rFonts w:ascii="Times New Roman" w:hAnsi="Times New Roman" w:cs="Times New Roman"/>
+              </w:rPr>
             </w:pPr>
             <w:r>
               <w:rPr>
+                <w:rFonts w:ascii="Times New Roman" w:hAnsi="Times New Roman" w:cs="Times New Roman"/>
                 <w:noProof/>
               </w:rPr>
               <w:drawing>
-                <wp:inline distT="0" distB="0" distL="0" distR="0" wp14:anchorId="31A67898" wp14:editId="5A6D3F47">
-                  <wp:extent cx="1965960" cy="4262923"/>
-                  <wp:effectExtent l="0" t="0" r="0" b="0"/>
+                <wp:inline distT="0" distB="0" distL="0" distR="0" wp14:anchorId="31A67898" wp14:editId="4D1412F3">
+                  <wp:extent cx="2313430" cy="4629150"/>
+                  <wp:effectExtent l="19050" t="19050" r="10795" b="19050"/>
                   <wp:docPr id="6" name="Picture 6"/>
                   <wp:cNvGraphicFramePr>
                     <a:graphicFrameLocks xmlns:a="http://schemas.openxmlformats.org/drawingml/2006/main" noChangeAspect="1"/>
@@ -861,25 +1560,50 @@
                           <pic:cNvPr id="0" name="05_verify_pin.png"/>
                           <pic:cNvPicPr/>
                         </pic:nvPicPr>
-                        <pic:blipFill>
+                        <pic:blipFill rotWithShape="1">
                           <a:blip r:embed="rId13"/>
+                          <a:srcRect t="5159" b="2560"/>
                           <a:stretch>
                             <a:fillRect/>
                           </a:stretch>
                         </pic:blipFill>
-                        <pic:spPr>
+                        <pic:spPr bwMode="auto">
                           <a:xfrm>
                             <a:off x="0" y="0"/>
-                            <a:ext cx="1965960" cy="4262923"/>
+                            <a:ext cx="2318856" cy="4640008"/>
                           </a:xfrm>
                           <a:prstGeom prst="rect">
                             <a:avLst/>
                           </a:prstGeom>
-                          <a:ln w="9525">
+                          <a:ln w="9525" cap="flat" cmpd="sng" algn="ctr">
                             <a:solidFill>
                               <a:srgbClr val="B0B0B0"/>
                             </a:solidFill>
+                            <a:prstDash val="solid"/>
+                            <a:round/>
+                            <a:headEnd type="none" w="med" len="med"/>
+                            <a:tailEnd type="none" w="med" len="med"/>
+                            <a:extLst>
+                              <a:ext uri="{C807C97D-BFC1-408E-A445-0C87EB9F89A2}">
+                                <ask:lineSketchStyleProps xmlns:ask="http://schemas.microsoft.com/office/drawing/2018/sketchyshapes" sd="0">
+                                  <a:custGeom>
+                                    <a:avLst/>
+                                    <a:gdLst/>
+                                    <a:ahLst/>
+                                    <a:cxnLst/>
+                                    <a:rect l="0" t="0" r="0" b="0"/>
+                                    <a:pathLst/>
+                                  </a:custGeom>
+                                  <ask:type/>
+                                </ask:lineSketchStyleProps>
+                              </a:ext>
+                            </a:extLst>
                           </a:ln>
+                          <a:extLst>
+                            <a:ext uri="{53640926-AAD7-44D8-BBD7-CCE9431645EC}">
+                              <a14:shadowObscured xmlns:a14="http://schemas.microsoft.com/office/drawing/2010/main"/>
+                            </a:ext>
+                          </a:extLst>
                         </pic:spPr>
                       </pic:pic>
                     </a:graphicData>
@@ -894,26 +1618,78 @@
     <w:p>
       <w:pPr>
         <w:spacing w:after="120"/>
+        <w:rPr>
+          <w:rFonts w:ascii="Times New Roman" w:hAnsi="Times New Roman" w:cs="Times New Roman"/>
+        </w:rPr>
       </w:pPr>
     </w:p>
     <w:p>
       <w:pPr>
+        <w:spacing w:after="120"/>
+        <w:rPr>
+          <w:rFonts w:ascii="Times New Roman" w:hAnsi="Times New Roman" w:cs="Times New Roman"/>
+        </w:rPr>
+      </w:pPr>
+    </w:p>
+    <w:p>
+      <w:pPr>
+        <w:spacing w:after="120"/>
+        <w:rPr>
+          <w:rFonts w:ascii="Times New Roman" w:hAnsi="Times New Roman" w:cs="Times New Roman"/>
+        </w:rPr>
+      </w:pPr>
+    </w:p>
+    <w:p>
+      <w:pPr>
+        <w:spacing w:after="120"/>
+        <w:rPr>
+          <w:rFonts w:ascii="Times New Roman" w:hAnsi="Times New Roman" w:cs="Times New Roman"/>
+        </w:rPr>
+      </w:pPr>
+    </w:p>
+    <w:p>
+      <w:pPr>
+        <w:spacing w:after="120"/>
+        <w:rPr>
+          <w:rFonts w:ascii="Times New Roman" w:hAnsi="Times New Roman" w:cs="Times New Roman"/>
+        </w:rPr>
+      </w:pPr>
+    </w:p>
+    <w:p>
+      <w:pPr>
+        <w:spacing w:after="120"/>
+        <w:rPr>
+          <w:rFonts w:ascii="Times New Roman" w:hAnsi="Times New Roman" w:cs="Times New Roman"/>
+        </w:rPr>
+      </w:pPr>
+    </w:p>
+    <w:p>
+      <w:pPr>
         <w:spacing w:before="240" w:after="80"/>
-      </w:pPr>
-      <w:r>
-        <w:rPr>
+        <w:rPr>
+          <w:rFonts w:ascii="Times New Roman" w:hAnsi="Times New Roman" w:cs="Times New Roman"/>
+        </w:rPr>
+      </w:pPr>
+      <w:r>
+        <w:rPr>
+          <w:rFonts w:ascii="Times New Roman" w:hAnsi="Times New Roman" w:cs="Times New Roman"/>
           <w:b/>
           <w:color w:val="FFFFFF"/>
           <w:sz w:val="20"/>
           <w:shd w:val="clear" w:color="auto" w:fill="2E74B5"/>
         </w:rPr>
+        <w:lastRenderedPageBreak/>
         <w:t xml:space="preserve">  Step 4  </w:t>
       </w:r>
       <w:r>
+        <w:rPr>
+          <w:rFonts w:ascii="Times New Roman" w:hAnsi="Times New Roman" w:cs="Times New Roman"/>
+        </w:rPr>
         <w:t xml:space="preserve">  </w:t>
       </w:r>
       <w:r>
         <w:rPr>
+          <w:rFonts w:ascii="Times New Roman" w:hAnsi="Times New Roman" w:cs="Times New Roman"/>
           <w:b/>
           <w:color w:val="2E74B5"/>
           <w:sz w:val="26"/>
@@ -924,65 +1700,98 @@
     <w:p>
       <w:pPr>
         <w:jc w:val="both"/>
-      </w:pPr>
-      <w:r>
+        <w:rPr>
+          <w:rFonts w:ascii="Times New Roman" w:hAnsi="Times New Roman" w:cs="Times New Roman"/>
+        </w:rPr>
+      </w:pPr>
+      <w:r>
+        <w:rPr>
+          <w:rFonts w:ascii="Times New Roman" w:hAnsi="Times New Roman" w:cs="Times New Roman"/>
+        </w:rPr>
         <w:t xml:space="preserve">You will land on the </w:t>
       </w:r>
       <w:r>
         <w:rPr>
+          <w:rFonts w:ascii="Times New Roman" w:hAnsi="Times New Roman" w:cs="Times New Roman"/>
           <w:b/>
           <w:color w:val="1F3864"/>
         </w:rPr>
         <w:t>Office Attendance</w:t>
       </w:r>
       <w:r>
+        <w:rPr>
+          <w:rFonts w:ascii="Times New Roman" w:hAnsi="Times New Roman" w:cs="Times New Roman"/>
+        </w:rPr>
         <w:t xml:space="preserve"> screen. It shows today's date, the live time, and a greeting with your name. The </w:t>
       </w:r>
       <w:r>
         <w:rPr>
+          <w:rFonts w:ascii="Times New Roman" w:hAnsi="Times New Roman" w:cs="Times New Roman"/>
           <w:b/>
           <w:color w:val="1F3864"/>
         </w:rPr>
         <w:t>Check In</w:t>
       </w:r>
       <w:r>
+        <w:rPr>
+          <w:rFonts w:ascii="Times New Roman" w:hAnsi="Times New Roman" w:cs="Times New Roman"/>
+        </w:rPr>
         <w:t xml:space="preserve"> and </w:t>
       </w:r>
       <w:r>
         <w:rPr>
+          <w:rFonts w:ascii="Times New Roman" w:hAnsi="Times New Roman" w:cs="Times New Roman"/>
           <w:b/>
           <w:color w:val="1F3864"/>
         </w:rPr>
         <w:t>Check Out</w:t>
       </w:r>
       <w:r>
+        <w:rPr>
+          <w:rFonts w:ascii="Times New Roman" w:hAnsi="Times New Roman" w:cs="Times New Roman"/>
+        </w:rPr>
         <w:t xml:space="preserve"> cards are empty until you act, and a green </w:t>
       </w:r>
       <w:r>
         <w:rPr>
+          <w:rFonts w:ascii="Times New Roman" w:hAnsi="Times New Roman" w:cs="Times New Roman"/>
           <w:b/>
           <w:color w:val="1F3864"/>
         </w:rPr>
         <w:t>Check In</w:t>
       </w:r>
       <w:r>
+        <w:rPr>
+          <w:rFonts w:ascii="Times New Roman" w:hAnsi="Times New Roman" w:cs="Times New Roman"/>
+        </w:rPr>
         <w:t xml:space="preserve"> button sits at the bottom.</w:t>
       </w:r>
     </w:p>
     <w:p>
       <w:pPr>
+        <w:jc w:val="both"/>
+        <w:rPr>
+          <w:rFonts w:ascii="Times New Roman" w:hAnsi="Times New Roman" w:cs="Times New Roman"/>
+        </w:rPr>
+      </w:pPr>
+    </w:p>
+    <w:p>
+      <w:pPr>
         <w:spacing w:before="160" w:after="200"/>
         <w:jc w:val="center"/>
-      </w:pPr>
-      <w:r>
-        <w:rPr>
+        <w:rPr>
+          <w:rFonts w:ascii="Times New Roman" w:hAnsi="Times New Roman" w:cs="Times New Roman"/>
+        </w:rPr>
+      </w:pPr>
+      <w:r>
+        <w:rPr>
+          <w:rFonts w:ascii="Times New Roman" w:hAnsi="Times New Roman" w:cs="Times New Roman"/>
           <w:noProof/>
         </w:rPr>
-        <w:lastRenderedPageBreak/>
         <w:drawing>
-          <wp:inline distT="0" distB="0" distL="0" distR="0" wp14:anchorId="2C215B63" wp14:editId="16BBC194">
-            <wp:extent cx="2286000" cy="4956888"/>
-            <wp:effectExtent l="0" t="0" r="0" b="0"/>
+          <wp:inline distT="0" distB="0" distL="0" distR="0" wp14:anchorId="2C215B63" wp14:editId="43263505">
+            <wp:extent cx="2541270" cy="5097977"/>
+            <wp:effectExtent l="19050" t="19050" r="11430" b="26670"/>
             <wp:docPr id="7" name="Picture 7"/>
             <wp:cNvGraphicFramePr>
               <a:graphicFrameLocks xmlns:a="http://schemas.openxmlformats.org/drawingml/2006/main" noChangeAspect="1"/>
@@ -994,25 +1803,50 @@
                     <pic:cNvPr id="0" name="06_office_attendance_main.png"/>
                     <pic:cNvPicPr/>
                   </pic:nvPicPr>
-                  <pic:blipFill>
+                  <pic:blipFill rotWithShape="1">
                     <a:blip r:embed="rId8"/>
+                    <a:srcRect t="4456" b="3029"/>
                     <a:stretch>
                       <a:fillRect/>
                     </a:stretch>
                   </pic:blipFill>
-                  <pic:spPr>
+                  <pic:spPr bwMode="auto">
                     <a:xfrm>
                       <a:off x="0" y="0"/>
-                      <a:ext cx="2286000" cy="4956888"/>
+                      <a:ext cx="2552074" cy="5119651"/>
                     </a:xfrm>
                     <a:prstGeom prst="rect">
                       <a:avLst/>
                     </a:prstGeom>
-                    <a:ln w="9525">
+                    <a:ln w="9525" cap="flat" cmpd="sng" algn="ctr">
                       <a:solidFill>
                         <a:srgbClr val="B0B0B0"/>
                       </a:solidFill>
+                      <a:prstDash val="solid"/>
+                      <a:round/>
+                      <a:headEnd type="none" w="med" len="med"/>
+                      <a:tailEnd type="none" w="med" len="med"/>
+                      <a:extLst>
+                        <a:ext uri="{C807C97D-BFC1-408E-A445-0C87EB9F89A2}">
+                          <ask:lineSketchStyleProps xmlns:ask="http://schemas.microsoft.com/office/drawing/2018/sketchyshapes" sd="0">
+                            <a:custGeom>
+                              <a:avLst/>
+                              <a:gdLst/>
+                              <a:ahLst/>
+                              <a:cxnLst/>
+                              <a:rect l="0" t="0" r="0" b="0"/>
+                              <a:pathLst/>
+                            </a:custGeom>
+                            <ask:type/>
+                          </ask:lineSketchStyleProps>
+                        </a:ext>
+                      </a:extLst>
                     </a:ln>
+                    <a:extLst>
+                      <a:ext uri="{53640926-AAD7-44D8-BBD7-CCE9431645EC}">
+                        <a14:shadowObscured xmlns:a14="http://schemas.microsoft.com/office/drawing/2010/main"/>
+                      </a:ext>
+                    </a:extLst>
                   </pic:spPr>
                 </pic:pic>
               </a:graphicData>
@@ -1023,25 +1857,79 @@
     </w:p>
     <w:p>
       <w:pPr>
+        <w:spacing w:before="160" w:after="200"/>
+        <w:jc w:val="center"/>
+        <w:rPr>
+          <w:rFonts w:ascii="Times New Roman" w:hAnsi="Times New Roman" w:cs="Times New Roman"/>
+        </w:rPr>
+      </w:pPr>
+    </w:p>
+    <w:p>
+      <w:pPr>
+        <w:spacing w:before="160" w:after="200"/>
+        <w:jc w:val="center"/>
+        <w:rPr>
+          <w:rFonts w:ascii="Times New Roman" w:hAnsi="Times New Roman" w:cs="Times New Roman"/>
+        </w:rPr>
+      </w:pPr>
+    </w:p>
+    <w:p>
+      <w:pPr>
+        <w:spacing w:before="160" w:after="200"/>
+        <w:jc w:val="center"/>
+        <w:rPr>
+          <w:rFonts w:ascii="Times New Roman" w:hAnsi="Times New Roman" w:cs="Times New Roman"/>
+        </w:rPr>
+      </w:pPr>
+    </w:p>
+    <w:p>
+      <w:pPr>
+        <w:spacing w:before="160" w:after="200"/>
+        <w:jc w:val="center"/>
+        <w:rPr>
+          <w:rFonts w:ascii="Times New Roman" w:hAnsi="Times New Roman" w:cs="Times New Roman"/>
+        </w:rPr>
+      </w:pPr>
+    </w:p>
+    <w:p>
+      <w:pPr>
+        <w:spacing w:before="160" w:after="200"/>
+        <w:jc w:val="center"/>
+        <w:rPr>
+          <w:rFonts w:ascii="Times New Roman" w:hAnsi="Times New Roman" w:cs="Times New Roman"/>
+        </w:rPr>
+      </w:pPr>
+    </w:p>
+    <w:p>
+      <w:pPr>
         <w:shd w:val="clear" w:color="auto" w:fill="2F5496"/>
         <w:spacing w:before="140" w:after="140"/>
         <w:ind w:left="120" w:right="120"/>
-      </w:pPr>
-      <w:r>
-        <w:rPr>
+        <w:rPr>
+          <w:rFonts w:ascii="Times New Roman" w:hAnsi="Times New Roman" w:cs="Times New Roman"/>
+        </w:rPr>
+      </w:pPr>
+      <w:r>
+        <w:rPr>
+          <w:rFonts w:ascii="Times New Roman" w:hAnsi="Times New Roman" w:cs="Times New Roman"/>
           <w:b/>
           <w:color w:val="FFFFFF"/>
           <w:sz w:val="30"/>
         </w:rPr>
+        <w:lastRenderedPageBreak/>
         <w:t>PART 2   Checking In</w:t>
       </w:r>
     </w:p>
     <w:p>
       <w:pPr>
         <w:spacing w:before="240" w:after="80"/>
-      </w:pPr>
-      <w:r>
-        <w:rPr>
+        <w:rPr>
+          <w:rFonts w:ascii="Times New Roman" w:hAnsi="Times New Roman" w:cs="Times New Roman"/>
+        </w:rPr>
+      </w:pPr>
+      <w:r>
+        <w:rPr>
+          <w:rFonts w:ascii="Times New Roman" w:hAnsi="Times New Roman" w:cs="Times New Roman"/>
           <w:b/>
           <w:color w:val="FFFFFF"/>
           <w:sz w:val="20"/>
@@ -1050,10 +1938,14 @@
         <w:t xml:space="preserve">  Step 5  </w:t>
       </w:r>
       <w:r>
+        <w:rPr>
+          <w:rFonts w:ascii="Times New Roman" w:hAnsi="Times New Roman" w:cs="Times New Roman"/>
+        </w:rPr>
         <w:t xml:space="preserve">  </w:t>
       </w:r>
       <w:r>
         <w:rPr>
+          <w:rFonts w:ascii="Times New Roman" w:hAnsi="Times New Roman" w:cs="Times New Roman"/>
           <w:b/>
           <w:color w:val="2E74B5"/>
           <w:sz w:val="26"/>
@@ -1064,45 +1956,70 @@
     <w:p>
       <w:pPr>
         <w:jc w:val="both"/>
-      </w:pPr>
-      <w:r>
+        <w:rPr>
+          <w:rFonts w:ascii="Times New Roman" w:hAnsi="Times New Roman" w:cs="Times New Roman"/>
+        </w:rPr>
+      </w:pPr>
+      <w:r>
+        <w:rPr>
+          <w:rFonts w:ascii="Times New Roman" w:hAnsi="Times New Roman" w:cs="Times New Roman"/>
+        </w:rPr>
         <w:t xml:space="preserve">Tap the green </w:t>
       </w:r>
       <w:r>
         <w:rPr>
+          <w:rFonts w:ascii="Times New Roman" w:hAnsi="Times New Roman" w:cs="Times New Roman"/>
           <w:b/>
           <w:color w:val="1F3864"/>
         </w:rPr>
         <w:t>Check In</w:t>
       </w:r>
       <w:r>
+        <w:rPr>
+          <w:rFonts w:ascii="Times New Roman" w:hAnsi="Times New Roman" w:cs="Times New Roman"/>
+        </w:rPr>
         <w:t xml:space="preserve"> button. A confirmation dialog asks “Are you sure you want to check in at 2:48 PM?” Tap </w:t>
       </w:r>
       <w:r>
         <w:rPr>
+          <w:rFonts w:ascii="Times New Roman" w:hAnsi="Times New Roman" w:cs="Times New Roman"/>
           <w:b/>
           <w:color w:val="1F3864"/>
         </w:rPr>
         <w:t>YES</w:t>
       </w:r>
       <w:r>
+        <w:rPr>
+          <w:rFonts w:ascii="Times New Roman" w:hAnsi="Times New Roman" w:cs="Times New Roman"/>
+        </w:rPr>
         <w:t>.</w:t>
       </w:r>
     </w:p>
     <w:p>
       <w:pPr>
+        <w:jc w:val="both"/>
+        <w:rPr>
+          <w:rFonts w:ascii="Times New Roman" w:hAnsi="Times New Roman" w:cs="Times New Roman"/>
+        </w:rPr>
+      </w:pPr>
+    </w:p>
+    <w:p>
+      <w:pPr>
         <w:spacing w:before="160" w:after="200"/>
         <w:jc w:val="center"/>
-      </w:pPr>
-      <w:r>
-        <w:rPr>
+        <w:rPr>
+          <w:rFonts w:ascii="Times New Roman" w:hAnsi="Times New Roman" w:cs="Times New Roman"/>
+        </w:rPr>
+      </w:pPr>
+      <w:r>
+        <w:rPr>
+          <w:rFonts w:ascii="Times New Roman" w:hAnsi="Times New Roman" w:cs="Times New Roman"/>
           <w:noProof/>
         </w:rPr>
-        <w:lastRenderedPageBreak/>
         <w:drawing>
-          <wp:inline distT="0" distB="0" distL="0" distR="0" wp14:anchorId="3BFE11B9" wp14:editId="1CFAC093">
-            <wp:extent cx="2286000" cy="4956888"/>
-            <wp:effectExtent l="0" t="0" r="0" b="0"/>
+          <wp:inline distT="0" distB="0" distL="0" distR="0" wp14:anchorId="3BFE11B9" wp14:editId="63CAF445">
+            <wp:extent cx="2991287" cy="6000750"/>
+            <wp:effectExtent l="19050" t="19050" r="19050" b="19050"/>
             <wp:docPr id="8" name="Picture 8"/>
             <wp:cNvGraphicFramePr>
               <a:graphicFrameLocks xmlns:a="http://schemas.openxmlformats.org/drawingml/2006/main" noChangeAspect="1"/>
@@ -1114,25 +2031,50 @@
                     <pic:cNvPr id="0" name="07_confirm_check_in.png"/>
                     <pic:cNvPicPr/>
                   </pic:nvPicPr>
-                  <pic:blipFill>
+                  <pic:blipFill rotWithShape="1">
                     <a:blip r:embed="rId14"/>
+                    <a:srcRect t="4690" b="2795"/>
                     <a:stretch>
                       <a:fillRect/>
                     </a:stretch>
                   </pic:blipFill>
-                  <pic:spPr>
+                  <pic:spPr bwMode="auto">
                     <a:xfrm>
                       <a:off x="0" y="0"/>
-                      <a:ext cx="2286000" cy="4956888"/>
+                      <a:ext cx="3004467" cy="6027190"/>
                     </a:xfrm>
                     <a:prstGeom prst="rect">
                       <a:avLst/>
                     </a:prstGeom>
-                    <a:ln w="9525">
+                    <a:ln w="9525" cap="flat" cmpd="sng" algn="ctr">
                       <a:solidFill>
                         <a:srgbClr val="B0B0B0"/>
                       </a:solidFill>
+                      <a:prstDash val="solid"/>
+                      <a:round/>
+                      <a:headEnd type="none" w="med" len="med"/>
+                      <a:tailEnd type="none" w="med" len="med"/>
+                      <a:extLst>
+                        <a:ext uri="{C807C97D-BFC1-408E-A445-0C87EB9F89A2}">
+                          <ask:lineSketchStyleProps xmlns:ask="http://schemas.microsoft.com/office/drawing/2018/sketchyshapes" sd="0">
+                            <a:custGeom>
+                              <a:avLst/>
+                              <a:gdLst/>
+                              <a:ahLst/>
+                              <a:cxnLst/>
+                              <a:rect l="0" t="0" r="0" b="0"/>
+                              <a:pathLst/>
+                            </a:custGeom>
+                            <ask:type/>
+                          </ask:lineSketchStyleProps>
+                        </a:ext>
+                      </a:extLst>
                     </a:ln>
+                    <a:extLst>
+                      <a:ext uri="{53640926-AAD7-44D8-BBD7-CCE9431645EC}">
+                        <a14:shadowObscured xmlns:a14="http://schemas.microsoft.com/office/drawing/2010/main"/>
+                      </a:ext>
+                    </a:extLst>
                   </pic:spPr>
                 </pic:pic>
               </a:graphicData>
@@ -1143,22 +2085,40 @@
     </w:p>
     <w:p>
       <w:pPr>
+        <w:spacing w:before="160" w:after="200"/>
+        <w:jc w:val="center"/>
+        <w:rPr>
+          <w:rFonts w:ascii="Times New Roman" w:hAnsi="Times New Roman" w:cs="Times New Roman"/>
+        </w:rPr>
+      </w:pPr>
+    </w:p>
+    <w:p>
+      <w:pPr>
         <w:spacing w:before="240" w:after="80"/>
-      </w:pPr>
-      <w:r>
-        <w:rPr>
+        <w:rPr>
+          <w:rFonts w:ascii="Times New Roman" w:hAnsi="Times New Roman" w:cs="Times New Roman"/>
+        </w:rPr>
+      </w:pPr>
+      <w:r>
+        <w:rPr>
+          <w:rFonts w:ascii="Times New Roman" w:hAnsi="Times New Roman" w:cs="Times New Roman"/>
           <w:b/>
           <w:color w:val="FFFFFF"/>
           <w:sz w:val="20"/>
           <w:shd w:val="clear" w:color="auto" w:fill="2E74B5"/>
         </w:rPr>
+        <w:lastRenderedPageBreak/>
         <w:t xml:space="preserve">  Step 6  </w:t>
       </w:r>
       <w:r>
+        <w:rPr>
+          <w:rFonts w:ascii="Times New Roman" w:hAnsi="Times New Roman" w:cs="Times New Roman"/>
+        </w:rPr>
         <w:t xml:space="preserve">  </w:t>
       </w:r>
       <w:r>
         <w:rPr>
+          <w:rFonts w:ascii="Times New Roman" w:hAnsi="Times New Roman" w:cs="Times New Roman"/>
           <w:b/>
           <w:color w:val="2E74B5"/>
           <w:sz w:val="26"/>
@@ -1169,18 +2129,28 @@
     <w:p>
       <w:pPr>
         <w:jc w:val="both"/>
-      </w:pPr>
-      <w:r>
+        <w:rPr>
+          <w:rFonts w:ascii="Times New Roman" w:hAnsi="Times New Roman" w:cs="Times New Roman"/>
+        </w:rPr>
+      </w:pPr>
+      <w:r>
+        <w:rPr>
+          <w:rFonts w:ascii="Times New Roman" w:hAnsi="Times New Roman" w:cs="Times New Roman"/>
+        </w:rPr>
         <w:t xml:space="preserve">The app opens the camera. </w:t>
       </w:r>
       <w:r>
         <w:rPr>
+          <w:rFonts w:ascii="Times New Roman" w:hAnsi="Times New Roman" w:cs="Times New Roman"/>
           <w:b/>
           <w:color w:val="1F3864"/>
         </w:rPr>
         <w:t>Position your face inside the dotted circle</w:t>
       </w:r>
       <w:r>
+        <w:rPr>
+          <w:rFonts w:ascii="Times New Roman" w:hAnsi="Times New Roman" w:cs="Times New Roman"/>
+        </w:rPr>
         <w:t xml:space="preserve"> and wait for the countdown. The app automatically takes your photo and captures your current GPS location.</w:t>
       </w:r>
     </w:p>
@@ -1192,9 +2162,13 @@
         <w:shd w:val="clear" w:color="auto" w:fill="FFF8E1"/>
         <w:spacing w:before="160"/>
         <w:ind w:left="150" w:right="150"/>
-      </w:pPr>
-      <w:r>
-        <w:rPr>
+        <w:rPr>
+          <w:rFonts w:ascii="Times New Roman" w:hAnsi="Times New Roman" w:cs="Times New Roman"/>
+        </w:rPr>
+      </w:pPr>
+      <w:r>
+        <w:rPr>
+          <w:rFonts w:ascii="Times New Roman" w:hAnsi="Times New Roman" w:cs="Times New Roman"/>
           <w:i/>
           <w:color w:val="5D4037"/>
         </w:rPr>
@@ -1205,16 +2179,28 @@
       <w:pPr>
         <w:spacing w:before="160" w:after="200"/>
         <w:jc w:val="center"/>
-      </w:pPr>
-      <w:r>
-        <w:rPr>
+        <w:rPr>
+          <w:rFonts w:ascii="Times New Roman" w:hAnsi="Times New Roman" w:cs="Times New Roman"/>
+        </w:rPr>
+      </w:pPr>
+    </w:p>
+    <w:p>
+      <w:pPr>
+        <w:spacing w:before="160" w:after="200"/>
+        <w:jc w:val="center"/>
+        <w:rPr>
+          <w:rFonts w:ascii="Times New Roman" w:hAnsi="Times New Roman" w:cs="Times New Roman"/>
+        </w:rPr>
+      </w:pPr>
+      <w:r>
+        <w:rPr>
+          <w:rFonts w:ascii="Times New Roman" w:hAnsi="Times New Roman" w:cs="Times New Roman"/>
           <w:noProof/>
         </w:rPr>
-        <w:lastRenderedPageBreak/>
         <w:drawing>
-          <wp:inline distT="0" distB="0" distL="0" distR="0" wp14:anchorId="5ABA7D20" wp14:editId="3F5F1788">
-            <wp:extent cx="2286000" cy="4956888"/>
-            <wp:effectExtent l="0" t="0" r="0" b="0"/>
+          <wp:inline distT="0" distB="0" distL="0" distR="0" wp14:anchorId="5ABA7D20" wp14:editId="1684BA80">
+            <wp:extent cx="2643622" cy="5330190"/>
+            <wp:effectExtent l="19050" t="19050" r="23495" b="22860"/>
             <wp:docPr id="9" name="Picture 9"/>
             <wp:cNvGraphicFramePr>
               <a:graphicFrameLocks xmlns:a="http://schemas.openxmlformats.org/drawingml/2006/main" noChangeAspect="1"/>
@@ -1226,25 +2212,50 @@
                     <pic:cNvPr id="0" name="08_check_in_photo.png"/>
                     <pic:cNvPicPr/>
                   </pic:nvPicPr>
-                  <pic:blipFill>
+                  <pic:blipFill rotWithShape="1">
                     <a:blip r:embed="rId15"/>
+                    <a:srcRect t="4690" b="2326"/>
                     <a:stretch>
                       <a:fillRect/>
                     </a:stretch>
                   </pic:blipFill>
-                  <pic:spPr>
+                  <pic:spPr bwMode="auto">
                     <a:xfrm>
                       <a:off x="0" y="0"/>
-                      <a:ext cx="2286000" cy="4956888"/>
+                      <a:ext cx="2654602" cy="5352329"/>
                     </a:xfrm>
                     <a:prstGeom prst="rect">
                       <a:avLst/>
                     </a:prstGeom>
-                    <a:ln w="9525">
+                    <a:ln w="9525" cap="flat" cmpd="sng" algn="ctr">
                       <a:solidFill>
                         <a:srgbClr val="B0B0B0"/>
                       </a:solidFill>
+                      <a:prstDash val="solid"/>
+                      <a:round/>
+                      <a:headEnd type="none" w="med" len="med"/>
+                      <a:tailEnd type="none" w="med" len="med"/>
+                      <a:extLst>
+                        <a:ext uri="{C807C97D-BFC1-408E-A445-0C87EB9F89A2}">
+                          <ask:lineSketchStyleProps xmlns:ask="http://schemas.microsoft.com/office/drawing/2018/sketchyshapes" sd="0">
+                            <a:custGeom>
+                              <a:avLst/>
+                              <a:gdLst/>
+                              <a:ahLst/>
+                              <a:cxnLst/>
+                              <a:rect l="0" t="0" r="0" b="0"/>
+                              <a:pathLst/>
+                            </a:custGeom>
+                            <ask:type/>
+                          </ask:lineSketchStyleProps>
+                        </a:ext>
+                      </a:extLst>
                     </a:ln>
+                    <a:extLst>
+                      <a:ext uri="{53640926-AAD7-44D8-BBD7-CCE9431645EC}">
+                        <a14:shadowObscured xmlns:a14="http://schemas.microsoft.com/office/drawing/2010/main"/>
+                      </a:ext>
+                    </a:extLst>
                   </pic:spPr>
                 </pic:pic>
               </a:graphicData>
@@ -1255,22 +2266,58 @@
     </w:p>
     <w:p>
       <w:pPr>
+        <w:spacing w:before="160" w:after="200"/>
+        <w:jc w:val="center"/>
+        <w:rPr>
+          <w:rFonts w:ascii="Times New Roman" w:hAnsi="Times New Roman" w:cs="Times New Roman"/>
+        </w:rPr>
+      </w:pPr>
+    </w:p>
+    <w:p>
+      <w:pPr>
+        <w:spacing w:before="160" w:after="200"/>
+        <w:jc w:val="center"/>
+        <w:rPr>
+          <w:rFonts w:ascii="Times New Roman" w:hAnsi="Times New Roman" w:cs="Times New Roman"/>
+        </w:rPr>
+      </w:pPr>
+    </w:p>
+    <w:p>
+      <w:pPr>
+        <w:spacing w:before="160" w:after="200"/>
+        <w:jc w:val="center"/>
+        <w:rPr>
+          <w:rFonts w:ascii="Times New Roman" w:hAnsi="Times New Roman" w:cs="Times New Roman"/>
+        </w:rPr>
+      </w:pPr>
+    </w:p>
+    <w:p>
+      <w:pPr>
         <w:spacing w:before="240" w:after="80"/>
-      </w:pPr>
-      <w:r>
-        <w:rPr>
+        <w:rPr>
+          <w:rFonts w:ascii="Times New Roman" w:hAnsi="Times New Roman" w:cs="Times New Roman"/>
+        </w:rPr>
+      </w:pPr>
+      <w:r>
+        <w:rPr>
+          <w:rFonts w:ascii="Times New Roman" w:hAnsi="Times New Roman" w:cs="Times New Roman"/>
           <w:b/>
           <w:color w:val="FFFFFF"/>
           <w:sz w:val="20"/>
           <w:shd w:val="clear" w:color="auto" w:fill="2E74B5"/>
         </w:rPr>
+        <w:lastRenderedPageBreak/>
         <w:t xml:space="preserve">  Step 7  </w:t>
       </w:r>
       <w:r>
+        <w:rPr>
+          <w:rFonts w:ascii="Times New Roman" w:hAnsi="Times New Roman" w:cs="Times New Roman"/>
+        </w:rPr>
         <w:t xml:space="preserve">  </w:t>
       </w:r>
       <w:r>
         <w:rPr>
+          <w:rFonts w:ascii="Times New Roman" w:hAnsi="Times New Roman" w:cs="Times New Roman"/>
           <w:b/>
           <w:color w:val="2E74B5"/>
           <w:sz w:val="26"/>
@@ -1281,28 +2328,42 @@
     <w:p>
       <w:pPr>
         <w:jc w:val="both"/>
-      </w:pPr>
-      <w:r>
+        <w:rPr>
+          <w:rFonts w:ascii="Times New Roman" w:hAnsi="Times New Roman" w:cs="Times New Roman"/>
+        </w:rPr>
+      </w:pPr>
+      <w:r>
+        <w:rPr>
+          <w:rFonts w:ascii="Times New Roman" w:hAnsi="Times New Roman" w:cs="Times New Roman"/>
+        </w:rPr>
         <w:t xml:space="preserve">If you checked in after your expected start time, a </w:t>
       </w:r>
       <w:r>
         <w:rPr>
+          <w:rFonts w:ascii="Times New Roman" w:hAnsi="Times New Roman" w:cs="Times New Roman"/>
           <w:b/>
           <w:color w:val="1F3864"/>
         </w:rPr>
         <w:t>You're Late</w:t>
       </w:r>
       <w:r>
+        <w:rPr>
+          <w:rFonts w:ascii="Times New Roman" w:hAnsi="Times New Roman" w:cs="Times New Roman"/>
+        </w:rPr>
         <w:t xml:space="preserve"> notice appears. It shows how late you are (e.g. “6h 48m late for Session 1”), your late count this month, the expected start time, and any salary deduction. Type a short reason in the box (for example, “Traffic”) and tap </w:t>
       </w:r>
       <w:r>
         <w:rPr>
+          <w:rFonts w:ascii="Times New Roman" w:hAnsi="Times New Roman" w:cs="Times New Roman"/>
           <w:b/>
           <w:color w:val="1F3864"/>
         </w:rPr>
         <w:t>Submit Reason</w:t>
       </w:r>
       <w:r>
+        <w:rPr>
+          <w:rFonts w:ascii="Times New Roman" w:hAnsi="Times New Roman" w:cs="Times New Roman"/>
+        </w:rPr>
         <w:t>.</w:t>
       </w:r>
     </w:p>
@@ -1314,14 +2375,45 @@
         <w:shd w:val="clear" w:color="auto" w:fill="FFF8E1"/>
         <w:spacing w:before="160"/>
         <w:ind w:left="150" w:right="150"/>
-      </w:pPr>
-      <w:r>
-        <w:rPr>
+        <w:rPr>
+          <w:rFonts w:ascii="Times New Roman" w:hAnsi="Times New Roman" w:cs="Times New Roman"/>
+        </w:rPr>
+      </w:pPr>
+      <w:r>
+        <w:rPr>
+          <w:rFonts w:ascii="Times New Roman" w:hAnsi="Times New Roman" w:cs="Times New Roman"/>
           <w:i/>
           <w:color w:val="5D4037"/>
         </w:rPr>
         <w:t>If you believe the deduction is unfair, you can raise a Late Waiver Request separately — your manager can then approve or reject it.</w:t>
       </w:r>
+    </w:p>
+    <w:p>
+      <w:pPr>
+        <w:rPr>
+          <w:rFonts w:ascii="Times New Roman" w:hAnsi="Times New Roman" w:cs="Times New Roman"/>
+        </w:rPr>
+      </w:pPr>
+      <w:r>
+        <w:rPr>
+          <w:rFonts w:ascii="Times New Roman" w:hAnsi="Times New Roman" w:cs="Times New Roman"/>
+          <w:b/>
+        </w:rPr>
+        <w:t xml:space="preserve">How late and deduction are worked out: </w:t>
+      </w:r>
+      <w:r>
+        <w:rPr>
+          <w:rFonts w:ascii="Times New Roman" w:hAnsi="Times New Roman" w:cs="Times New Roman"/>
+        </w:rPr>
+        <w:t>your lateness and any deduction are calculated in your office's timezone, so everyone sees the same office time. Depending on company policy the deduction may be a fixed amount or based on your hourly wage. The reason is required before the late check-in completes.</w:t>
+      </w:r>
+    </w:p>
+    <w:p>
+      <w:pPr>
+        <w:rPr>
+          <w:rFonts w:ascii="Times New Roman" w:hAnsi="Times New Roman" w:cs="Times New Roman"/>
+        </w:rPr>
+      </w:pPr>
     </w:p>
     <w:tbl>
       <w:tblPr>
@@ -1344,16 +2436,19 @@
           <w:p>
             <w:pPr>
               <w:jc w:val="center"/>
+              <w:rPr>
+                <w:rFonts w:ascii="Times New Roman" w:hAnsi="Times New Roman" w:cs="Times New Roman"/>
+              </w:rPr>
             </w:pPr>
             <w:r>
               <w:rPr>
+                <w:rFonts w:ascii="Times New Roman" w:hAnsi="Times New Roman" w:cs="Times New Roman"/>
                 <w:noProof/>
               </w:rPr>
-              <w:lastRenderedPageBreak/>
               <w:drawing>
-                <wp:inline distT="0" distB="0" distL="0" distR="0" wp14:anchorId="3E168D41" wp14:editId="0235D015">
-                  <wp:extent cx="1965960" cy="4262923"/>
-                  <wp:effectExtent l="0" t="0" r="0" b="0"/>
+                <wp:inline distT="0" distB="0" distL="0" distR="0" wp14:anchorId="3E168D41" wp14:editId="0C679266">
+                  <wp:extent cx="2480116" cy="5025390"/>
+                  <wp:effectExtent l="19050" t="19050" r="15875" b="22860"/>
                   <wp:docPr id="10" name="Picture 10"/>
                   <wp:cNvGraphicFramePr>
                     <a:graphicFrameLocks xmlns:a="http://schemas.openxmlformats.org/drawingml/2006/main" noChangeAspect="1"/>
@@ -1365,25 +2460,50 @@
                           <pic:cNvPr id="0" name="09_youre_late_dialog.png"/>
                           <pic:cNvPicPr/>
                         </pic:nvPicPr>
-                        <pic:blipFill>
+                        <pic:blipFill rotWithShape="1">
                           <a:blip r:embed="rId16"/>
+                          <a:srcRect t="4807" b="1746"/>
                           <a:stretch>
                             <a:fillRect/>
                           </a:stretch>
                         </pic:blipFill>
-                        <pic:spPr>
+                        <pic:spPr bwMode="auto">
                           <a:xfrm>
                             <a:off x="0" y="0"/>
-                            <a:ext cx="1965960" cy="4262923"/>
+                            <a:ext cx="2492653" cy="5050794"/>
                           </a:xfrm>
                           <a:prstGeom prst="rect">
                             <a:avLst/>
                           </a:prstGeom>
-                          <a:ln w="9525">
+                          <a:ln w="9525" cap="flat" cmpd="sng" algn="ctr">
                             <a:solidFill>
                               <a:srgbClr val="B0B0B0"/>
                             </a:solidFill>
+                            <a:prstDash val="solid"/>
+                            <a:round/>
+                            <a:headEnd type="none" w="med" len="med"/>
+                            <a:tailEnd type="none" w="med" len="med"/>
+                            <a:extLst>
+                              <a:ext uri="{C807C97D-BFC1-408E-A445-0C87EB9F89A2}">
+                                <ask:lineSketchStyleProps xmlns:ask="http://schemas.microsoft.com/office/drawing/2018/sketchyshapes" sd="0">
+                                  <a:custGeom>
+                                    <a:avLst/>
+                                    <a:gdLst/>
+                                    <a:ahLst/>
+                                    <a:cxnLst/>
+                                    <a:rect l="0" t="0" r="0" b="0"/>
+                                    <a:pathLst/>
+                                  </a:custGeom>
+                                  <ask:type/>
+                                </ask:lineSketchStyleProps>
+                              </a:ext>
+                            </a:extLst>
                           </a:ln>
+                          <a:extLst>
+                            <a:ext uri="{53640926-AAD7-44D8-BBD7-CCE9431645EC}">
+                              <a14:shadowObscured xmlns:a14="http://schemas.microsoft.com/office/drawing/2010/main"/>
+                            </a:ext>
+                          </a:extLst>
                         </pic:spPr>
                       </pic:pic>
                     </a:graphicData>
@@ -1400,15 +2520,19 @@
           <w:p>
             <w:pPr>
               <w:jc w:val="center"/>
+              <w:rPr>
+                <w:rFonts w:ascii="Times New Roman" w:hAnsi="Times New Roman" w:cs="Times New Roman"/>
+              </w:rPr>
             </w:pPr>
             <w:r>
               <w:rPr>
+                <w:rFonts w:ascii="Times New Roman" w:hAnsi="Times New Roman" w:cs="Times New Roman"/>
                 <w:noProof/>
               </w:rPr>
               <w:drawing>
-                <wp:inline distT="0" distB="0" distL="0" distR="0" wp14:anchorId="657C6475" wp14:editId="7026CA80">
-                  <wp:extent cx="1965960" cy="4262923"/>
-                  <wp:effectExtent l="0" t="0" r="0" b="0"/>
+                <wp:inline distT="0" distB="0" distL="0" distR="0" wp14:anchorId="657C6475" wp14:editId="429AA107">
+                  <wp:extent cx="2456333" cy="5002530"/>
+                  <wp:effectExtent l="19050" t="19050" r="20320" b="26670"/>
                   <wp:docPr id="11" name="Picture 11"/>
                   <wp:cNvGraphicFramePr>
                     <a:graphicFrameLocks xmlns:a="http://schemas.openxmlformats.org/drawingml/2006/main" noChangeAspect="1"/>
@@ -1420,25 +2544,50 @@
                           <pic:cNvPr id="0" name="10_late_reason_submitted.png"/>
                           <pic:cNvPicPr/>
                         </pic:nvPicPr>
-                        <pic:blipFill>
+                        <pic:blipFill rotWithShape="1">
                           <a:blip r:embed="rId17"/>
+                          <a:srcRect t="4457" b="1622"/>
                           <a:stretch>
                             <a:fillRect/>
                           </a:stretch>
                         </pic:blipFill>
-                        <pic:spPr>
+                        <pic:spPr bwMode="auto">
                           <a:xfrm>
                             <a:off x="0" y="0"/>
-                            <a:ext cx="1965960" cy="4262923"/>
+                            <a:ext cx="2463467" cy="5017060"/>
                           </a:xfrm>
                           <a:prstGeom prst="rect">
                             <a:avLst/>
                           </a:prstGeom>
-                          <a:ln w="9525">
+                          <a:ln w="9525" cap="flat" cmpd="sng" algn="ctr">
                             <a:solidFill>
                               <a:srgbClr val="B0B0B0"/>
                             </a:solidFill>
+                            <a:prstDash val="solid"/>
+                            <a:round/>
+                            <a:headEnd type="none" w="med" len="med"/>
+                            <a:tailEnd type="none" w="med" len="med"/>
+                            <a:extLst>
+                              <a:ext uri="{C807C97D-BFC1-408E-A445-0C87EB9F89A2}">
+                                <ask:lineSketchStyleProps xmlns:ask="http://schemas.microsoft.com/office/drawing/2018/sketchyshapes" sd="0">
+                                  <a:custGeom>
+                                    <a:avLst/>
+                                    <a:gdLst/>
+                                    <a:ahLst/>
+                                    <a:cxnLst/>
+                                    <a:rect l="0" t="0" r="0" b="0"/>
+                                    <a:pathLst/>
+                                  </a:custGeom>
+                                  <ask:type/>
+                                </ask:lineSketchStyleProps>
+                              </a:ext>
+                            </a:extLst>
                           </a:ln>
+                          <a:extLst>
+                            <a:ext uri="{53640926-AAD7-44D8-BBD7-CCE9431645EC}">
+                              <a14:shadowObscured xmlns:a14="http://schemas.microsoft.com/office/drawing/2010/main"/>
+                            </a:ext>
+                          </a:extLst>
                         </pic:spPr>
                       </pic:pic>
                     </a:graphicData>
@@ -1453,26 +2602,38 @@
     <w:p>
       <w:pPr>
         <w:spacing w:after="120"/>
+        <w:rPr>
+          <w:rFonts w:ascii="Times New Roman" w:hAnsi="Times New Roman" w:cs="Times New Roman"/>
+        </w:rPr>
       </w:pPr>
     </w:p>
     <w:p>
       <w:pPr>
         <w:spacing w:before="240" w:after="80"/>
-      </w:pPr>
-      <w:r>
-        <w:rPr>
+        <w:rPr>
+          <w:rFonts w:ascii="Times New Roman" w:hAnsi="Times New Roman" w:cs="Times New Roman"/>
+        </w:rPr>
+      </w:pPr>
+      <w:r>
+        <w:rPr>
+          <w:rFonts w:ascii="Times New Roman" w:hAnsi="Times New Roman" w:cs="Times New Roman"/>
           <w:b/>
           <w:color w:val="FFFFFF"/>
           <w:sz w:val="20"/>
           <w:shd w:val="clear" w:color="auto" w:fill="2E74B5"/>
         </w:rPr>
+        <w:lastRenderedPageBreak/>
         <w:t xml:space="preserve">  Step 8  </w:t>
       </w:r>
       <w:r>
+        <w:rPr>
+          <w:rFonts w:ascii="Times New Roman" w:hAnsi="Times New Roman" w:cs="Times New Roman"/>
+        </w:rPr>
         <w:t xml:space="preserve">  </w:t>
       </w:r>
       <w:r>
         <w:rPr>
+          <w:rFonts w:ascii="Times New Roman" w:hAnsi="Times New Roman" w:cs="Times New Roman"/>
           <w:b/>
           <w:color w:val="2E74B5"/>
           <w:sz w:val="26"/>
@@ -1483,55 +2644,117 @@
     <w:p>
       <w:pPr>
         <w:jc w:val="both"/>
-      </w:pPr>
-      <w:r>
+        <w:rPr>
+          <w:rFonts w:ascii="Times New Roman" w:hAnsi="Times New Roman" w:cs="Times New Roman"/>
+        </w:rPr>
+      </w:pPr>
+      <w:r>
+        <w:rPr>
+          <w:rFonts w:ascii="Times New Roman" w:hAnsi="Times New Roman" w:cs="Times New Roman"/>
+        </w:rPr>
         <w:t xml:space="preserve">You are now checked in. The </w:t>
       </w:r>
       <w:r>
         <w:rPr>
+          <w:rFonts w:ascii="Times New Roman" w:hAnsi="Times New Roman" w:cs="Times New Roman"/>
           <w:b/>
           <w:color w:val="1F3864"/>
         </w:rPr>
         <w:t>Check In</w:t>
       </w:r>
       <w:r>
+        <w:rPr>
+          <w:rFonts w:ascii="Times New Roman" w:hAnsi="Times New Roman" w:cs="Times New Roman"/>
+        </w:rPr>
         <w:t xml:space="preserve"> time shows in green, and a green </w:t>
       </w:r>
       <w:r>
         <w:rPr>
+          <w:rFonts w:ascii="Times New Roman" w:hAnsi="Times New Roman" w:cs="Times New Roman"/>
           <w:b/>
           <w:color w:val="1F3864"/>
         </w:rPr>
         <w:t>Location Verified</w:t>
       </w:r>
       <w:r>
+        <w:rPr>
+          <w:rFonts w:ascii="Times New Roman" w:hAnsi="Times New Roman" w:cs="Times New Roman"/>
+        </w:rPr>
         <w:t xml:space="preserve"> banner confirms you were at the office (e.g. “0m from My Company”). If you were late, an amber banner shows the late time and deduction. A red </w:t>
       </w:r>
       <w:r>
         <w:rPr>
+          <w:rFonts w:ascii="Times New Roman" w:hAnsi="Times New Roman" w:cs="Times New Roman"/>
           <w:b/>
           <w:color w:val="1F3864"/>
         </w:rPr>
         <w:t>Check Out</w:t>
       </w:r>
       <w:r>
+        <w:rPr>
+          <w:rFonts w:ascii="Times New Roman" w:hAnsi="Times New Roman" w:cs="Times New Roman"/>
+        </w:rPr>
         <w:t xml:space="preserve"> button is ready for when you leave.</w:t>
       </w:r>
     </w:p>
     <w:p>
       <w:pPr>
+        <w:rPr>
+          <w:rFonts w:ascii="Times New Roman" w:hAnsi="Times New Roman" w:cs="Times New Roman"/>
+        </w:rPr>
+      </w:pPr>
+      <w:r>
+        <w:rPr>
+          <w:rFonts w:ascii="Times New Roman" w:hAnsi="Times New Roman" w:cs="Times New Roman"/>
+          <w:b/>
+        </w:rPr>
+        <w:t xml:space="preserve">One mode per day: </w:t>
+      </w:r>
+      <w:r>
+        <w:rPr>
+          <w:rFonts w:ascii="Times New Roman" w:hAnsi="Times New Roman" w:cs="Times New Roman"/>
+        </w:rPr>
+        <w:t xml:space="preserve">if you checked in through Field Attendance, check out there too — the app will tell you to switch modes rather than create a second record. All times shown are in your office’s </w:t>
+      </w:r>
+      <w:proofErr w:type="spellStart"/>
+      <w:r>
+        <w:rPr>
+          <w:rFonts w:ascii="Times New Roman" w:hAnsi="Times New Roman" w:cs="Times New Roman"/>
+        </w:rPr>
+        <w:t>timezone</w:t>
+      </w:r>
+      <w:proofErr w:type="spellEnd"/>
+      <w:r>
+        <w:rPr>
+          <w:rFonts w:ascii="Times New Roman" w:hAnsi="Times New Roman" w:cs="Times New Roman"/>
+        </w:rPr>
+        <w:t>.</w:t>
+      </w:r>
+    </w:p>
+    <w:p>
+      <w:pPr>
+        <w:rPr>
+          <w:rFonts w:ascii="Times New Roman" w:hAnsi="Times New Roman" w:cs="Times New Roman"/>
+        </w:rPr>
+      </w:pPr>
+    </w:p>
+    <w:p>
+      <w:pPr>
         <w:spacing w:before="160" w:after="200"/>
         <w:jc w:val="center"/>
-      </w:pPr>
-      <w:r>
-        <w:rPr>
+        <w:rPr>
+          <w:rFonts w:ascii="Times New Roman" w:hAnsi="Times New Roman" w:cs="Times New Roman"/>
+        </w:rPr>
+      </w:pPr>
+      <w:r>
+        <w:rPr>
+          <w:rFonts w:ascii="Times New Roman" w:hAnsi="Times New Roman" w:cs="Times New Roman"/>
           <w:noProof/>
         </w:rPr>
-        <w:lastRenderedPageBreak/>
         <w:drawing>
-          <wp:inline distT="0" distB="0" distL="0" distR="0" wp14:anchorId="1B3373DC" wp14:editId="1FF06D01">
-            <wp:extent cx="2286000" cy="4956888"/>
-            <wp:effectExtent l="0" t="0" r="0" b="0"/>
+          <wp:inline distT="0" distB="0" distL="0" distR="0" wp14:anchorId="1B3373DC" wp14:editId="5249F957">
+            <wp:extent cx="2964700" cy="5947410"/>
+            <wp:effectExtent l="19050" t="19050" r="26670" b="15240"/>
             <wp:docPr id="12" name="Picture 12"/>
             <wp:cNvGraphicFramePr>
               <a:graphicFrameLocks xmlns:a="http://schemas.openxmlformats.org/drawingml/2006/main" noChangeAspect="1"/>
@@ -1543,25 +2766,50 @@
                     <pic:cNvPr id="0" name="11_checked_in_main.png"/>
                     <pic:cNvPicPr/>
                   </pic:nvPicPr>
-                  <pic:blipFill>
+                  <pic:blipFill rotWithShape="1">
                     <a:blip r:embed="rId18"/>
+                    <a:srcRect t="4456" b="3029"/>
                     <a:stretch>
                       <a:fillRect/>
                     </a:stretch>
                   </pic:blipFill>
-                  <pic:spPr>
+                  <pic:spPr bwMode="auto">
                     <a:xfrm>
                       <a:off x="0" y="0"/>
-                      <a:ext cx="2286000" cy="4956888"/>
+                      <a:ext cx="2975034" cy="5968140"/>
                     </a:xfrm>
                     <a:prstGeom prst="rect">
                       <a:avLst/>
                     </a:prstGeom>
-                    <a:ln w="9525">
+                    <a:ln w="9525" cap="flat" cmpd="sng" algn="ctr">
                       <a:solidFill>
                         <a:srgbClr val="B0B0B0"/>
                       </a:solidFill>
+                      <a:prstDash val="solid"/>
+                      <a:round/>
+                      <a:headEnd type="none" w="med" len="med"/>
+                      <a:tailEnd type="none" w="med" len="med"/>
+                      <a:extLst>
+                        <a:ext uri="{C807C97D-BFC1-408E-A445-0C87EB9F89A2}">
+                          <ask:lineSketchStyleProps xmlns:ask="http://schemas.microsoft.com/office/drawing/2018/sketchyshapes" sd="0">
+                            <a:custGeom>
+                              <a:avLst/>
+                              <a:gdLst/>
+                              <a:ahLst/>
+                              <a:cxnLst/>
+                              <a:rect l="0" t="0" r="0" b="0"/>
+                              <a:pathLst/>
+                            </a:custGeom>
+                            <ask:type/>
+                          </ask:lineSketchStyleProps>
+                        </a:ext>
+                      </a:extLst>
                     </a:ln>
+                    <a:extLst>
+                      <a:ext uri="{53640926-AAD7-44D8-BBD7-CCE9431645EC}">
+                        <a14:shadowObscured xmlns:a14="http://schemas.microsoft.com/office/drawing/2010/main"/>
+                      </a:ext>
+                    </a:extLst>
                   </pic:spPr>
                 </pic:pic>
               </a:graphicData>
@@ -1575,22 +2823,31 @@
         <w:shd w:val="clear" w:color="auto" w:fill="2F5496"/>
         <w:spacing w:before="140" w:after="140"/>
         <w:ind w:left="120" w:right="120"/>
-      </w:pPr>
-      <w:r>
-        <w:rPr>
+        <w:rPr>
+          <w:rFonts w:ascii="Times New Roman" w:hAnsi="Times New Roman" w:cs="Times New Roman"/>
+        </w:rPr>
+      </w:pPr>
+      <w:r>
+        <w:rPr>
+          <w:rFonts w:ascii="Times New Roman" w:hAnsi="Times New Roman" w:cs="Times New Roman"/>
           <w:b/>
           <w:color w:val="FFFFFF"/>
           <w:sz w:val="30"/>
         </w:rPr>
+        <w:lastRenderedPageBreak/>
         <w:t>PART 3   Checking Out</w:t>
       </w:r>
     </w:p>
     <w:p>
       <w:pPr>
         <w:spacing w:before="240" w:after="80"/>
-      </w:pPr>
-      <w:r>
-        <w:rPr>
+        <w:rPr>
+          <w:rFonts w:ascii="Times New Roman" w:hAnsi="Times New Roman" w:cs="Times New Roman"/>
+        </w:rPr>
+      </w:pPr>
+      <w:r>
+        <w:rPr>
+          <w:rFonts w:ascii="Times New Roman" w:hAnsi="Times New Roman" w:cs="Times New Roman"/>
           <w:b/>
           <w:color w:val="FFFFFF"/>
           <w:sz w:val="20"/>
@@ -1599,10 +2856,14 @@
         <w:t xml:space="preserve">  Step 9  </w:t>
       </w:r>
       <w:r>
+        <w:rPr>
+          <w:rFonts w:ascii="Times New Roman" w:hAnsi="Times New Roman" w:cs="Times New Roman"/>
+        </w:rPr>
         <w:t xml:space="preserve">  </w:t>
       </w:r>
       <w:r>
         <w:rPr>
+          <w:rFonts w:ascii="Times New Roman" w:hAnsi="Times New Roman" w:cs="Times New Roman"/>
           <w:b/>
           <w:color w:val="2E74B5"/>
           <w:sz w:val="26"/>
@@ -1613,45 +2874,70 @@
     <w:p>
       <w:pPr>
         <w:jc w:val="both"/>
-      </w:pPr>
-      <w:r>
+        <w:rPr>
+          <w:rFonts w:ascii="Times New Roman" w:hAnsi="Times New Roman" w:cs="Times New Roman"/>
+        </w:rPr>
+      </w:pPr>
+      <w:r>
+        <w:rPr>
+          <w:rFonts w:ascii="Times New Roman" w:hAnsi="Times New Roman" w:cs="Times New Roman"/>
+        </w:rPr>
         <w:t xml:space="preserve">When you are ready to leave, tap the red </w:t>
       </w:r>
       <w:r>
         <w:rPr>
+          <w:rFonts w:ascii="Times New Roman" w:hAnsi="Times New Roman" w:cs="Times New Roman"/>
           <w:b/>
           <w:color w:val="1F3864"/>
         </w:rPr>
         <w:t>Check Out</w:t>
       </w:r>
       <w:r>
+        <w:rPr>
+          <w:rFonts w:ascii="Times New Roman" w:hAnsi="Times New Roman" w:cs="Times New Roman"/>
+        </w:rPr>
         <w:t xml:space="preserve"> button. The app confirms the time and warns that once you check out you cannot check in again to this session today. Tap </w:t>
       </w:r>
       <w:r>
         <w:rPr>
+          <w:rFonts w:ascii="Times New Roman" w:hAnsi="Times New Roman" w:cs="Times New Roman"/>
           <w:b/>
           <w:color w:val="1F3864"/>
         </w:rPr>
         <w:t>YES, CHECK OUT</w:t>
       </w:r>
       <w:r>
+        <w:rPr>
+          <w:rFonts w:ascii="Times New Roman" w:hAnsi="Times New Roman" w:cs="Times New Roman"/>
+        </w:rPr>
         <w:t xml:space="preserve"> to continue.</w:t>
       </w:r>
     </w:p>
     <w:p>
       <w:pPr>
+        <w:jc w:val="both"/>
+        <w:rPr>
+          <w:rFonts w:ascii="Times New Roman" w:hAnsi="Times New Roman" w:cs="Times New Roman"/>
+        </w:rPr>
+      </w:pPr>
+    </w:p>
+    <w:p>
+      <w:pPr>
         <w:spacing w:before="160" w:after="200"/>
         <w:jc w:val="center"/>
-      </w:pPr>
-      <w:r>
-        <w:rPr>
+        <w:rPr>
+          <w:rFonts w:ascii="Times New Roman" w:hAnsi="Times New Roman" w:cs="Times New Roman"/>
+        </w:rPr>
+      </w:pPr>
+      <w:r>
+        <w:rPr>
+          <w:rFonts w:ascii="Times New Roman" w:hAnsi="Times New Roman" w:cs="Times New Roman"/>
           <w:noProof/>
         </w:rPr>
-        <w:lastRenderedPageBreak/>
         <w:drawing>
-          <wp:inline distT="0" distB="0" distL="0" distR="0" wp14:anchorId="65928E09" wp14:editId="425FE4D5">
-            <wp:extent cx="2286000" cy="4956888"/>
-            <wp:effectExtent l="0" t="0" r="0" b="0"/>
+          <wp:inline distT="0" distB="0" distL="0" distR="0" wp14:anchorId="65928E09" wp14:editId="21301D84">
+            <wp:extent cx="2853690" cy="5724721"/>
+            <wp:effectExtent l="19050" t="19050" r="22860" b="28575"/>
             <wp:docPr id="13" name="Picture 13"/>
             <wp:cNvGraphicFramePr>
               <a:graphicFrameLocks xmlns:a="http://schemas.openxmlformats.org/drawingml/2006/main" noChangeAspect="1"/>
@@ -1663,25 +2949,50 @@
                     <pic:cNvPr id="0" name="12_confirm_check_out.png"/>
                     <pic:cNvPicPr/>
                   </pic:nvPicPr>
-                  <pic:blipFill>
+                  <pic:blipFill rotWithShape="1">
                     <a:blip r:embed="rId19"/>
+                    <a:srcRect t="4690" b="2795"/>
                     <a:stretch>
                       <a:fillRect/>
                     </a:stretch>
                   </pic:blipFill>
-                  <pic:spPr>
+                  <pic:spPr bwMode="auto">
                     <a:xfrm>
                       <a:off x="0" y="0"/>
-                      <a:ext cx="2286000" cy="4956888"/>
+                      <a:ext cx="2870898" cy="5759241"/>
                     </a:xfrm>
                     <a:prstGeom prst="rect">
                       <a:avLst/>
                     </a:prstGeom>
-                    <a:ln w="9525">
+                    <a:ln w="9525" cap="flat" cmpd="sng" algn="ctr">
                       <a:solidFill>
                         <a:srgbClr val="B0B0B0"/>
                       </a:solidFill>
+                      <a:prstDash val="solid"/>
+                      <a:round/>
+                      <a:headEnd type="none" w="med" len="med"/>
+                      <a:tailEnd type="none" w="med" len="med"/>
+                      <a:extLst>
+                        <a:ext uri="{C807C97D-BFC1-408E-A445-0C87EB9F89A2}">
+                          <ask:lineSketchStyleProps xmlns:ask="http://schemas.microsoft.com/office/drawing/2018/sketchyshapes" sd="0">
+                            <a:custGeom>
+                              <a:avLst/>
+                              <a:gdLst/>
+                              <a:ahLst/>
+                              <a:cxnLst/>
+                              <a:rect l="0" t="0" r="0" b="0"/>
+                              <a:pathLst/>
+                            </a:custGeom>
+                            <ask:type/>
+                          </ask:lineSketchStyleProps>
+                        </a:ext>
+                      </a:extLst>
                     </a:ln>
+                    <a:extLst>
+                      <a:ext uri="{53640926-AAD7-44D8-BBD7-CCE9431645EC}">
+                        <a14:shadowObscured xmlns:a14="http://schemas.microsoft.com/office/drawing/2010/main"/>
+                      </a:ext>
+                    </a:extLst>
                   </pic:spPr>
                 </pic:pic>
               </a:graphicData>
@@ -1692,22 +3003,40 @@
     </w:p>
     <w:p>
       <w:pPr>
+        <w:spacing w:before="160" w:after="200"/>
+        <w:jc w:val="center"/>
+        <w:rPr>
+          <w:rFonts w:ascii="Times New Roman" w:hAnsi="Times New Roman" w:cs="Times New Roman"/>
+        </w:rPr>
+      </w:pPr>
+    </w:p>
+    <w:p>
+      <w:pPr>
         <w:spacing w:before="240" w:after="80"/>
-      </w:pPr>
-      <w:r>
-        <w:rPr>
+        <w:rPr>
+          <w:rFonts w:ascii="Times New Roman" w:hAnsi="Times New Roman" w:cs="Times New Roman"/>
+        </w:rPr>
+      </w:pPr>
+      <w:r>
+        <w:rPr>
+          <w:rFonts w:ascii="Times New Roman" w:hAnsi="Times New Roman" w:cs="Times New Roman"/>
           <w:b/>
           <w:color w:val="FFFFFF"/>
           <w:sz w:val="20"/>
           <w:shd w:val="clear" w:color="auto" w:fill="2E74B5"/>
         </w:rPr>
+        <w:lastRenderedPageBreak/>
         <w:t xml:space="preserve">  Step 10  </w:t>
       </w:r>
       <w:r>
+        <w:rPr>
+          <w:rFonts w:ascii="Times New Roman" w:hAnsi="Times New Roman" w:cs="Times New Roman"/>
+        </w:rPr>
         <w:t xml:space="preserve">  </w:t>
       </w:r>
       <w:r>
         <w:rPr>
+          <w:rFonts w:ascii="Times New Roman" w:hAnsi="Times New Roman" w:cs="Times New Roman"/>
           <w:b/>
           <w:color w:val="2E74B5"/>
           <w:sz w:val="26"/>
@@ -1718,35 +3047,56 @@
     <w:p>
       <w:pPr>
         <w:jc w:val="both"/>
-      </w:pPr>
-      <w:r>
+        <w:rPr>
+          <w:rFonts w:ascii="Times New Roman" w:hAnsi="Times New Roman" w:cs="Times New Roman"/>
+        </w:rPr>
+      </w:pPr>
+      <w:r>
+        <w:rPr>
+          <w:rFonts w:ascii="Times New Roman" w:hAnsi="Times New Roman" w:cs="Times New Roman"/>
+        </w:rPr>
         <w:t xml:space="preserve">Just like check-in, the camera opens. </w:t>
       </w:r>
       <w:r>
         <w:rPr>
+          <w:rFonts w:ascii="Times New Roman" w:hAnsi="Times New Roman" w:cs="Times New Roman"/>
           <w:b/>
           <w:color w:val="1F3864"/>
         </w:rPr>
         <w:t>Position your face in the frame</w:t>
       </w:r>
       <w:r>
+        <w:rPr>
+          <w:rFonts w:ascii="Times New Roman" w:hAnsi="Times New Roman" w:cs="Times New Roman"/>
+        </w:rPr>
         <w:t xml:space="preserve"> and hold still while it captures the photo and your final GPS location.</w:t>
       </w:r>
     </w:p>
     <w:p>
       <w:pPr>
+        <w:jc w:val="both"/>
+        <w:rPr>
+          <w:rFonts w:ascii="Times New Roman" w:hAnsi="Times New Roman" w:cs="Times New Roman"/>
+        </w:rPr>
+      </w:pPr>
+    </w:p>
+    <w:p>
+      <w:pPr>
         <w:spacing w:before="160" w:after="200"/>
         <w:jc w:val="center"/>
-      </w:pPr>
-      <w:r>
-        <w:rPr>
+        <w:rPr>
+          <w:rFonts w:ascii="Times New Roman" w:hAnsi="Times New Roman" w:cs="Times New Roman"/>
+        </w:rPr>
+      </w:pPr>
+      <w:r>
+        <w:rPr>
+          <w:rFonts w:ascii="Times New Roman" w:hAnsi="Times New Roman" w:cs="Times New Roman"/>
           <w:noProof/>
         </w:rPr>
-        <w:lastRenderedPageBreak/>
         <w:drawing>
-          <wp:inline distT="0" distB="0" distL="0" distR="0" wp14:anchorId="73DA98FE" wp14:editId="242C2B68">
-            <wp:extent cx="2286000" cy="4956888"/>
-            <wp:effectExtent l="0" t="0" r="0" b="0"/>
+          <wp:inline distT="0" distB="0" distL="0" distR="0" wp14:anchorId="73DA98FE" wp14:editId="37C39DB9">
+            <wp:extent cx="2855975" cy="5787390"/>
+            <wp:effectExtent l="19050" t="19050" r="20955" b="22860"/>
             <wp:docPr id="14" name="Picture 14"/>
             <wp:cNvGraphicFramePr>
               <a:graphicFrameLocks xmlns:a="http://schemas.openxmlformats.org/drawingml/2006/main" noChangeAspect="1"/>
@@ -1758,25 +3108,50 @@
                     <pic:cNvPr id="0" name="13_check_out_photo.png"/>
                     <pic:cNvPicPr/>
                   </pic:nvPicPr>
-                  <pic:blipFill>
+                  <pic:blipFill rotWithShape="1">
                     <a:blip r:embed="rId20"/>
+                    <a:srcRect t="4222" b="2325"/>
                     <a:stretch>
                       <a:fillRect/>
                     </a:stretch>
                   </pic:blipFill>
-                  <pic:spPr>
+                  <pic:spPr bwMode="auto">
                     <a:xfrm>
                       <a:off x="0" y="0"/>
-                      <a:ext cx="2286000" cy="4956888"/>
+                      <a:ext cx="2863246" cy="5802124"/>
                     </a:xfrm>
                     <a:prstGeom prst="rect">
                       <a:avLst/>
                     </a:prstGeom>
-                    <a:ln w="9525">
+                    <a:ln w="9525" cap="flat" cmpd="sng" algn="ctr">
                       <a:solidFill>
                         <a:srgbClr val="B0B0B0"/>
                       </a:solidFill>
+                      <a:prstDash val="solid"/>
+                      <a:round/>
+                      <a:headEnd type="none" w="med" len="med"/>
+                      <a:tailEnd type="none" w="med" len="med"/>
+                      <a:extLst>
+                        <a:ext uri="{C807C97D-BFC1-408E-A445-0C87EB9F89A2}">
+                          <ask:lineSketchStyleProps xmlns:ask="http://schemas.microsoft.com/office/drawing/2018/sketchyshapes" sd="0">
+                            <a:custGeom>
+                              <a:avLst/>
+                              <a:gdLst/>
+                              <a:ahLst/>
+                              <a:cxnLst/>
+                              <a:rect l="0" t="0" r="0" b="0"/>
+                              <a:pathLst/>
+                            </a:custGeom>
+                            <ask:type/>
+                          </ask:lineSketchStyleProps>
+                        </a:ext>
+                      </a:extLst>
                     </a:ln>
+                    <a:extLst>
+                      <a:ext uri="{53640926-AAD7-44D8-BBD7-CCE9431645EC}">
+                        <a14:shadowObscured xmlns:a14="http://schemas.microsoft.com/office/drawing/2010/main"/>
+                      </a:ext>
+                    </a:extLst>
                   </pic:spPr>
                 </pic:pic>
               </a:graphicData>
@@ -1787,22 +3162,58 @@
     </w:p>
     <w:p>
       <w:pPr>
+        <w:spacing w:before="160" w:after="200"/>
+        <w:jc w:val="center"/>
+        <w:rPr>
+          <w:rFonts w:ascii="Times New Roman" w:hAnsi="Times New Roman" w:cs="Times New Roman"/>
+        </w:rPr>
+      </w:pPr>
+    </w:p>
+    <w:p>
+      <w:pPr>
+        <w:spacing w:before="160" w:after="200"/>
+        <w:jc w:val="center"/>
+        <w:rPr>
+          <w:rFonts w:ascii="Times New Roman" w:hAnsi="Times New Roman" w:cs="Times New Roman"/>
+        </w:rPr>
+      </w:pPr>
+    </w:p>
+    <w:p>
+      <w:pPr>
+        <w:spacing w:before="160" w:after="200"/>
+        <w:jc w:val="center"/>
+        <w:rPr>
+          <w:rFonts w:ascii="Times New Roman" w:hAnsi="Times New Roman" w:cs="Times New Roman"/>
+        </w:rPr>
+      </w:pPr>
+    </w:p>
+    <w:p>
+      <w:pPr>
         <w:spacing w:before="240" w:after="80"/>
-      </w:pPr>
-      <w:r>
-        <w:rPr>
+        <w:rPr>
+          <w:rFonts w:ascii="Times New Roman" w:hAnsi="Times New Roman" w:cs="Times New Roman"/>
+        </w:rPr>
+      </w:pPr>
+      <w:r>
+        <w:rPr>
+          <w:rFonts w:ascii="Times New Roman" w:hAnsi="Times New Roman" w:cs="Times New Roman"/>
           <w:b/>
           <w:color w:val="FFFFFF"/>
           <w:sz w:val="20"/>
           <w:shd w:val="clear" w:color="auto" w:fill="2E74B5"/>
         </w:rPr>
+        <w:lastRenderedPageBreak/>
         <w:t xml:space="preserve">  Step 11  </w:t>
       </w:r>
       <w:r>
+        <w:rPr>
+          <w:rFonts w:ascii="Times New Roman" w:hAnsi="Times New Roman" w:cs="Times New Roman"/>
+        </w:rPr>
         <w:t xml:space="preserve">  </w:t>
       </w:r>
       <w:r>
         <w:rPr>
+          <w:rFonts w:ascii="Times New Roman" w:hAnsi="Times New Roman" w:cs="Times New Roman"/>
           <w:b/>
           <w:color w:val="2E74B5"/>
           <w:sz w:val="26"/>
@@ -1813,35 +3224,82 @@
     <w:p>
       <w:pPr>
         <w:jc w:val="both"/>
-      </w:pPr>
-      <w:r>
+        <w:rPr>
+          <w:rFonts w:ascii="Times New Roman" w:hAnsi="Times New Roman" w:cs="Times New Roman"/>
+        </w:rPr>
+      </w:pPr>
+      <w:r>
+        <w:rPr>
+          <w:rFonts w:ascii="Times New Roman" w:hAnsi="Times New Roman" w:cs="Times New Roman"/>
+        </w:rPr>
         <w:t xml:space="preserve">You will see a green tick and </w:t>
       </w:r>
       <w:r>
         <w:rPr>
+          <w:rFonts w:ascii="Times New Roman" w:hAnsi="Times New Roman" w:cs="Times New Roman"/>
           <w:b/>
           <w:color w:val="1F3864"/>
         </w:rPr>
         <w:t>All Done! — Your attendance is complete for today.</w:t>
       </w:r>
       <w:r>
+        <w:rPr>
+          <w:rFonts w:ascii="Times New Roman" w:hAnsi="Times New Roman" w:cs="Times New Roman"/>
+        </w:rPr>
         <w:t xml:space="preserve"> Both the Check In and Check Out cards now show your times. You are finished for the day.</w:t>
       </w:r>
     </w:p>
     <w:p>
       <w:pPr>
+        <w:rPr>
+          <w:rFonts w:ascii="Times New Roman" w:hAnsi="Times New Roman" w:cs="Times New Roman"/>
+        </w:rPr>
+      </w:pPr>
+      <w:r>
+        <w:rPr>
+          <w:rFonts w:ascii="Times New Roman" w:hAnsi="Times New Roman" w:cs="Times New Roman"/>
+          <w:b/>
+        </w:rPr>
+        <w:t>Today’s Details &amp; History</w:t>
+      </w:r>
+    </w:p>
+    <w:p>
+      <w:pPr>
+        <w:rPr>
+          <w:rFonts w:ascii="Times New Roman" w:hAnsi="Times New Roman" w:cs="Times New Roman"/>
+        </w:rPr>
+      </w:pPr>
+      <w:r>
+        <w:rPr>
+          <w:rFonts w:ascii="Times New Roman" w:hAnsi="Times New Roman" w:cs="Times New Roman"/>
+        </w:rPr>
+        <w:t>The Office Attendance screen has two tabs. Today shows your check-in and check-out for the day; History lets you scroll back through past days with filters. While you are still checked in (before you check out), you can open today’s late record and edit the reason you gave.</w:t>
+      </w:r>
+    </w:p>
+    <w:p>
+      <w:pPr>
+        <w:rPr>
+          <w:rFonts w:ascii="Times New Roman" w:hAnsi="Times New Roman" w:cs="Times New Roman"/>
+        </w:rPr>
+      </w:pPr>
+    </w:p>
+    <w:p>
+      <w:pPr>
         <w:spacing w:before="160" w:after="200"/>
         <w:jc w:val="center"/>
-      </w:pPr>
-      <w:r>
-        <w:rPr>
+        <w:rPr>
+          <w:rFonts w:ascii="Times New Roman" w:hAnsi="Times New Roman" w:cs="Times New Roman"/>
+        </w:rPr>
+      </w:pPr>
+      <w:r>
+        <w:rPr>
+          <w:rFonts w:ascii="Times New Roman" w:hAnsi="Times New Roman" w:cs="Times New Roman"/>
           <w:noProof/>
         </w:rPr>
-        <w:lastRenderedPageBreak/>
         <w:drawing>
-          <wp:inline distT="0" distB="0" distL="0" distR="0" wp14:anchorId="4D89F43F" wp14:editId="406BE8F5">
-            <wp:extent cx="2286000" cy="4956888"/>
-            <wp:effectExtent l="0" t="0" r="0" b="0"/>
+          <wp:inline distT="0" distB="0" distL="0" distR="0" wp14:anchorId="4D89F43F" wp14:editId="4DDD82F3">
+            <wp:extent cx="2839749" cy="5711190"/>
+            <wp:effectExtent l="19050" t="19050" r="17780" b="22860"/>
             <wp:docPr id="15" name="Picture 15"/>
             <wp:cNvGraphicFramePr>
               <a:graphicFrameLocks xmlns:a="http://schemas.openxmlformats.org/drawingml/2006/main" noChangeAspect="1"/>
@@ -1853,25 +3311,50 @@
                     <pic:cNvPr id="0" name="14_check_out_complete.png"/>
                     <pic:cNvPicPr/>
                   </pic:nvPicPr>
-                  <pic:blipFill>
+                  <pic:blipFill rotWithShape="1">
                     <a:blip r:embed="rId21"/>
+                    <a:srcRect t="4690" b="2560"/>
                     <a:stretch>
                       <a:fillRect/>
                     </a:stretch>
                   </pic:blipFill>
-                  <pic:spPr>
+                  <pic:spPr bwMode="auto">
                     <a:xfrm>
                       <a:off x="0" y="0"/>
-                      <a:ext cx="2286000" cy="4956888"/>
+                      <a:ext cx="2850512" cy="5732836"/>
                     </a:xfrm>
                     <a:prstGeom prst="rect">
                       <a:avLst/>
                     </a:prstGeom>
-                    <a:ln w="9525">
+                    <a:ln w="9525" cap="flat" cmpd="sng" algn="ctr">
                       <a:solidFill>
                         <a:srgbClr val="B0B0B0"/>
                       </a:solidFill>
+                      <a:prstDash val="solid"/>
+                      <a:round/>
+                      <a:headEnd type="none" w="med" len="med"/>
+                      <a:tailEnd type="none" w="med" len="med"/>
+                      <a:extLst>
+                        <a:ext uri="{C807C97D-BFC1-408E-A445-0C87EB9F89A2}">
+                          <ask:lineSketchStyleProps xmlns:ask="http://schemas.microsoft.com/office/drawing/2018/sketchyshapes" sd="0">
+                            <a:custGeom>
+                              <a:avLst/>
+                              <a:gdLst/>
+                              <a:ahLst/>
+                              <a:cxnLst/>
+                              <a:rect l="0" t="0" r="0" b="0"/>
+                              <a:pathLst/>
+                            </a:custGeom>
+                            <ask:type/>
+                          </ask:lineSketchStyleProps>
+                        </a:ext>
+                      </a:extLst>
                     </a:ln>
+                    <a:extLst>
+                      <a:ext uri="{53640926-AAD7-44D8-BBD7-CCE9431645EC}">
+                        <a14:shadowObscured xmlns:a14="http://schemas.microsoft.com/office/drawing/2010/main"/>
+                      </a:ext>
+                    </a:extLst>
                   </pic:spPr>
                 </pic:pic>
               </a:graphicData>
@@ -1886,21 +3369,32 @@
           <w:bottom w:val="single" w:sz="8" w:space="4" w:color="5B9BD5"/>
         </w:pBdr>
         <w:spacing w:before="280"/>
-      </w:pPr>
-      <w:r>
-        <w:rPr>
+        <w:rPr>
+          <w:rFonts w:ascii="Times New Roman" w:hAnsi="Times New Roman" w:cs="Times New Roman"/>
+        </w:rPr>
+      </w:pPr>
+      <w:r>
+        <w:rPr>
+          <w:rFonts w:ascii="Times New Roman" w:hAnsi="Times New Roman" w:cs="Times New Roman"/>
           <w:b/>
           <w:color w:val="2E74B5"/>
           <w:sz w:val="30"/>
         </w:rPr>
+        <w:lastRenderedPageBreak/>
         <w:t>Understanding the “You're Late” Screen</w:t>
       </w:r>
     </w:p>
     <w:p>
       <w:pPr>
         <w:jc w:val="both"/>
-      </w:pPr>
-      <w:r>
+        <w:rPr>
+          <w:rFonts w:ascii="Times New Roman" w:hAnsi="Times New Roman" w:cs="Times New Roman"/>
+        </w:rPr>
+      </w:pPr>
+      <w:r>
+        <w:rPr>
+          <w:rFonts w:ascii="Times New Roman" w:hAnsi="Times New Roman" w:cs="Times New Roman"/>
+        </w:rPr>
         <w:t>The late notice can look alarming, so here is what each line means:</w:t>
       </w:r>
     </w:p>
@@ -1927,9 +3421,13 @@
           <w:p>
             <w:pPr>
               <w:spacing w:after="40"/>
+              <w:rPr>
+                <w:rFonts w:ascii="Times New Roman" w:hAnsi="Times New Roman" w:cs="Times New Roman"/>
+              </w:rPr>
             </w:pPr>
             <w:r>
               <w:rPr>
+                <w:rFonts w:ascii="Times New Roman" w:hAnsi="Times New Roman" w:cs="Times New Roman"/>
                 <w:b/>
                 <w:color w:val="FFFFFF"/>
                 <w:sz w:val="20"/>
@@ -1946,9 +3444,13 @@
           <w:p>
             <w:pPr>
               <w:spacing w:after="40"/>
+              <w:rPr>
+                <w:rFonts w:ascii="Times New Roman" w:hAnsi="Times New Roman" w:cs="Times New Roman"/>
+              </w:rPr>
             </w:pPr>
             <w:r>
               <w:rPr>
+                <w:rFonts w:ascii="Times New Roman" w:hAnsi="Times New Roman" w:cs="Times New Roman"/>
                 <w:b/>
                 <w:color w:val="FFFFFF"/>
                 <w:sz w:val="20"/>
@@ -1970,9 +3472,13 @@
           <w:p>
             <w:pPr>
               <w:spacing w:after="40"/>
+              <w:rPr>
+                <w:rFonts w:ascii="Times New Roman" w:hAnsi="Times New Roman" w:cs="Times New Roman"/>
+              </w:rPr>
             </w:pPr>
             <w:r>
               <w:rPr>
+                <w:rFonts w:ascii="Times New Roman" w:hAnsi="Times New Roman" w:cs="Times New Roman"/>
                 <w:b/>
                 <w:color w:val="1F3864"/>
                 <w:sz w:val="20"/>
@@ -1989,9 +3495,13 @@
           <w:p>
             <w:pPr>
               <w:spacing w:after="40"/>
+              <w:rPr>
+                <w:rFonts w:ascii="Times New Roman" w:hAnsi="Times New Roman" w:cs="Times New Roman"/>
+              </w:rPr>
             </w:pPr>
             <w:r>
               <w:rPr>
+                <w:rFonts w:ascii="Times New Roman" w:hAnsi="Times New Roman" w:cs="Times New Roman"/>
                 <w:sz w:val="20"/>
               </w:rPr>
               <w:t>The official start time of your shift (e.g. 08:00). You are “late” only if you check in after this plus a short grace allowance.</w:t>
@@ -2010,9 +3520,13 @@
           <w:p>
             <w:pPr>
               <w:spacing w:after="40"/>
+              <w:rPr>
+                <w:rFonts w:ascii="Times New Roman" w:hAnsi="Times New Roman" w:cs="Times New Roman"/>
+              </w:rPr>
             </w:pPr>
             <w:r>
               <w:rPr>
+                <w:rFonts w:ascii="Times New Roman" w:hAnsi="Times New Roman" w:cs="Times New Roman"/>
                 <w:b/>
                 <w:color w:val="1F3864"/>
                 <w:sz w:val="20"/>
@@ -2028,9 +3542,13 @@
           <w:p>
             <w:pPr>
               <w:spacing w:after="40"/>
+              <w:rPr>
+                <w:rFonts w:ascii="Times New Roman" w:hAnsi="Times New Roman" w:cs="Times New Roman"/>
+              </w:rPr>
             </w:pPr>
             <w:r>
               <w:rPr>
+                <w:rFonts w:ascii="Times New Roman" w:hAnsi="Times New Roman" w:cs="Times New Roman"/>
                 <w:sz w:val="20"/>
               </w:rPr>
               <w:t>Your work session. Most staff have a single session; split-shift staff can have Session 1 and Session 2, each tracked separately.</w:t>
@@ -2050,9 +3568,13 @@
           <w:p>
             <w:pPr>
               <w:spacing w:after="40"/>
+              <w:rPr>
+                <w:rFonts w:ascii="Times New Roman" w:hAnsi="Times New Roman" w:cs="Times New Roman"/>
+              </w:rPr>
             </w:pPr>
             <w:r>
               <w:rPr>
+                <w:rFonts w:ascii="Times New Roman" w:hAnsi="Times New Roman" w:cs="Times New Roman"/>
                 <w:b/>
                 <w:color w:val="1F3864"/>
                 <w:sz w:val="20"/>
@@ -2069,9 +3591,13 @@
           <w:p>
             <w:pPr>
               <w:spacing w:after="40"/>
+              <w:rPr>
+                <w:rFonts w:ascii="Times New Roman" w:hAnsi="Times New Roman" w:cs="Times New Roman"/>
+              </w:rPr>
             </w:pPr>
             <w:r>
               <w:rPr>
+                <w:rFonts w:ascii="Times New Roman" w:hAnsi="Times New Roman" w:cs="Times New Roman"/>
                 <w:sz w:val="20"/>
               </w:rPr>
               <w:t>How many times you have been marked late this month. Your company allows a few “free” late times (a grace period) before deductions begin.</w:t>
@@ -2090,9 +3616,13 @@
           <w:p>
             <w:pPr>
               <w:spacing w:after="40"/>
+              <w:rPr>
+                <w:rFonts w:ascii="Times New Roman" w:hAnsi="Times New Roman" w:cs="Times New Roman"/>
+              </w:rPr>
             </w:pPr>
             <w:r>
               <w:rPr>
+                <w:rFonts w:ascii="Times New Roman" w:hAnsi="Times New Roman" w:cs="Times New Roman"/>
                 <w:b/>
                 <w:color w:val="1F3864"/>
                 <w:sz w:val="20"/>
@@ -2108,9 +3638,13 @@
           <w:p>
             <w:pPr>
               <w:spacing w:after="40"/>
+              <w:rPr>
+                <w:rFonts w:ascii="Times New Roman" w:hAnsi="Times New Roman" w:cs="Times New Roman"/>
+              </w:rPr>
             </w:pPr>
             <w:r>
               <w:rPr>
+                <w:rFonts w:ascii="Times New Roman" w:hAnsi="Times New Roman" w:cs="Times New Roman"/>
                 <w:sz w:val="20"/>
               </w:rPr>
               <w:t>The amount deducted for this late arrival, based on how late you are and your company's rules. Shows 0 while you are within the grace period.</w:t>
@@ -2130,9 +3664,13 @@
           <w:p>
             <w:pPr>
               <w:spacing w:after="40"/>
+              <w:rPr>
+                <w:rFonts w:ascii="Times New Roman" w:hAnsi="Times New Roman" w:cs="Times New Roman"/>
+              </w:rPr>
             </w:pPr>
             <w:r>
               <w:rPr>
+                <w:rFonts w:ascii="Times New Roman" w:hAnsi="Times New Roman" w:cs="Times New Roman"/>
                 <w:b/>
                 <w:color w:val="1F3864"/>
                 <w:sz w:val="20"/>
@@ -2149,19 +3687,16 @@
           <w:p>
             <w:pPr>
               <w:spacing w:after="40"/>
+              <w:rPr>
+                <w:rFonts w:ascii="Times New Roman" w:hAnsi="Times New Roman" w:cs="Times New Roman"/>
+              </w:rPr>
             </w:pPr>
             <w:r>
               <w:rPr>
+                <w:rFonts w:ascii="Times New Roman" w:hAnsi="Times New Roman" w:cs="Times New Roman"/>
                 <w:sz w:val="20"/>
               </w:rPr>
-              <w:t xml:space="preserve">A short explanation you type (e.g. Traffic). It is stored with the record for </w:t>
-            </w:r>
-            <w:r>
-              <w:rPr>
-                <w:sz w:val="20"/>
-              </w:rPr>
-              <w:lastRenderedPageBreak/>
-              <w:t>your manager to see.</w:t>
+              <w:t>A short explanation you type (e.g. Traffic). It is stored with the record for your manager to see.</w:t>
             </w:r>
           </w:p>
         </w:tc>
@@ -2170,6 +3705,9 @@
     <w:p>
       <w:pPr>
         <w:spacing w:after="40"/>
+        <w:rPr>
+          <w:rFonts w:ascii="Times New Roman" w:hAnsi="Times New Roman" w:cs="Times New Roman"/>
+        </w:rPr>
       </w:pPr>
     </w:p>
     <w:p>
@@ -2180,9 +3718,13 @@
         <w:shd w:val="clear" w:color="auto" w:fill="FFF8E1"/>
         <w:spacing w:before="160"/>
         <w:ind w:left="150" w:right="150"/>
-      </w:pPr>
-      <w:r>
-        <w:rPr>
+        <w:rPr>
+          <w:rFonts w:ascii="Times New Roman" w:hAnsi="Times New Roman" w:cs="Times New Roman"/>
+        </w:rPr>
+      </w:pPr>
+      <w:r>
+        <w:rPr>
+          <w:rFonts w:ascii="Times New Roman" w:hAnsi="Times New Roman" w:cs="Times New Roman"/>
           <w:i/>
           <w:color w:val="5D4037"/>
         </w:rPr>
@@ -2195,9 +3737,13 @@
           <w:bottom w:val="single" w:sz="8" w:space="4" w:color="5B9BD5"/>
         </w:pBdr>
         <w:spacing w:before="280"/>
-      </w:pPr>
-      <w:r>
-        <w:rPr>
+        <w:rPr>
+          <w:rFonts w:ascii="Times New Roman" w:hAnsi="Times New Roman" w:cs="Times New Roman"/>
+        </w:rPr>
+      </w:pPr>
+      <w:r>
+        <w:rPr>
+          <w:rFonts w:ascii="Times New Roman" w:hAnsi="Times New Roman" w:cs="Times New Roman"/>
           <w:b/>
           <w:color w:val="2E74B5"/>
           <w:sz w:val="30"/>
@@ -2208,40 +3754,61 @@
     <w:p>
       <w:pPr>
         <w:jc w:val="both"/>
-      </w:pPr>
-      <w:r>
+        <w:rPr>
+          <w:rFonts w:ascii="Times New Roman" w:hAnsi="Times New Roman" w:cs="Times New Roman"/>
+        </w:rPr>
+      </w:pPr>
+      <w:r>
+        <w:rPr>
+          <w:rFonts w:ascii="Times New Roman" w:hAnsi="Times New Roman" w:cs="Times New Roman"/>
+        </w:rPr>
         <w:t xml:space="preserve">Office Attendance checks </w:t>
       </w:r>
       <w:r>
         <w:rPr>
+          <w:rFonts w:ascii="Times New Roman" w:hAnsi="Times New Roman" w:cs="Times New Roman"/>
           <w:b/>
           <w:color w:val="1F3864"/>
         </w:rPr>
         <w:t>where</w:t>
       </w:r>
       <w:r>
+        <w:rPr>
+          <w:rFonts w:ascii="Times New Roman" w:hAnsi="Times New Roman" w:cs="Times New Roman"/>
+        </w:rPr>
         <w:t xml:space="preserve"> you are, not just </w:t>
       </w:r>
       <w:r>
         <w:rPr>
+          <w:rFonts w:ascii="Times New Roman" w:hAnsi="Times New Roman" w:cs="Times New Roman"/>
           <w:b/>
           <w:color w:val="1F3864"/>
         </w:rPr>
         <w:t>when</w:t>
       </w:r>
       <w:r>
+        <w:rPr>
+          <w:rFonts w:ascii="Times New Roman" w:hAnsi="Times New Roman" w:cs="Times New Roman"/>
+        </w:rPr>
         <w:t>:</w:t>
       </w:r>
     </w:p>
     <w:p>
       <w:pPr>
         <w:pStyle w:val="ListBullet"/>
-      </w:pPr>
-      <w:r>
+        <w:rPr>
+          <w:rFonts w:ascii="Times New Roman" w:hAnsi="Times New Roman" w:cs="Times New Roman"/>
+        </w:rPr>
+      </w:pPr>
+      <w:r>
+        <w:rPr>
+          <w:rFonts w:ascii="Times New Roman" w:hAnsi="Times New Roman" w:cs="Times New Roman"/>
+        </w:rPr>
         <w:t xml:space="preserve">At check-in, the app compares your GPS position with your company's saved location and shows the distance, e.g. </w:t>
       </w:r>
       <w:r>
         <w:rPr>
+          <w:rFonts w:ascii="Times New Roman" w:hAnsi="Times New Roman" w:cs="Times New Roman"/>
           <w:b/>
           <w:color w:val="1F3864"/>
         </w:rPr>
@@ -2251,434 +3818,58 @@
     <w:p>
       <w:pPr>
         <w:pStyle w:val="ListBullet"/>
-      </w:pPr>
-      <w:r>
+        <w:rPr>
+          <w:rFonts w:ascii="Times New Roman" w:hAnsi="Times New Roman" w:cs="Times New Roman"/>
+        </w:rPr>
+      </w:pPr>
+      <w:r>
+        <w:rPr>
+          <w:rFonts w:ascii="Times New Roman" w:hAnsi="Times New Roman" w:cs="Times New Roman"/>
+        </w:rPr>
         <w:t xml:space="preserve">If you are </w:t>
       </w:r>
       <w:r>
         <w:rPr>
+          <w:rFonts w:ascii="Times New Roman" w:hAnsi="Times New Roman" w:cs="Times New Roman"/>
           <w:b/>
           <w:color w:val="1F3864"/>
         </w:rPr>
         <w:t>too far from the office</w:t>
       </w:r>
       <w:r>
+        <w:rPr>
+          <w:rFonts w:ascii="Times New Roman" w:hAnsi="Times New Roman" w:cs="Times New Roman"/>
+        </w:rPr>
         <w:t>, check-in can be blocked — so you can't mark office attendance from home or on the road.</w:t>
       </w:r>
     </w:p>
     <w:p>
       <w:pPr>
         <w:pStyle w:val="ListBullet"/>
-      </w:pPr>
-      <w:r>
+        <w:rPr>
+          <w:rFonts w:ascii="Times New Roman" w:hAnsi="Times New Roman" w:cs="Times New Roman"/>
+        </w:rPr>
+      </w:pPr>
+      <w:r>
+        <w:rPr>
+          <w:rFonts w:ascii="Times New Roman" w:hAnsi="Times New Roman" w:cs="Times New Roman"/>
+        </w:rPr>
         <w:t xml:space="preserve">Keep your phone's </w:t>
       </w:r>
       <w:r>
         <w:rPr>
+          <w:rFonts w:ascii="Times New Roman" w:hAnsi="Times New Roman" w:cs="Times New Roman"/>
           <w:b/>
           <w:color w:val="1F3864"/>
         </w:rPr>
         <w:t>Location/GPS turned on</w:t>
       </w:r>
       <w:r>
+        <w:rPr>
+          <w:rFonts w:ascii="Times New Roman" w:hAnsi="Times New Roman" w:cs="Times New Roman"/>
+        </w:rPr>
         <w:t xml:space="preserve"> and the app's location permission allowed, or check-in may fail.</w:t>
       </w:r>
-    </w:p>
-    <w:p>
-      <w:pPr>
-        <w:pBdr>
-          <w:bottom w:val="single" w:sz="8" w:space="4" w:color="5B9BD5"/>
-        </w:pBdr>
-        <w:spacing w:before="280"/>
-      </w:pPr>
-      <w:r>
-        <w:rPr>
-          <w:b/>
-          <w:color w:val="2E74B5"/>
-          <w:sz w:val="30"/>
-        </w:rPr>
-        <w:t>Quick Reference / FAQ</w:t>
-      </w:r>
-    </w:p>
-    <w:tbl>
-      <w:tblPr>
-        <w:tblStyle w:val="TableGrid"/>
-        <w:tblW w:w="0" w:type="auto"/>
-        <w:jc w:val="center"/>
-        <w:tblLook w:val="04A0" w:firstRow="1" w:lastRow="0" w:firstColumn="1" w:lastColumn="0" w:noHBand="0" w:noVBand="1"/>
-      </w:tblPr>
-      <w:tblGrid>
-        <w:gridCol w:w="3600"/>
-        <w:gridCol w:w="5328"/>
-      </w:tblGrid>
-      <w:tr>
-        <w:trPr>
-          <w:jc w:val="center"/>
-        </w:trPr>
-        <w:tc>
-          <w:tcPr>
-            <w:tcW w:w="3600" w:type="dxa"/>
-            <w:shd w:val="clear" w:color="auto" w:fill="1A237E"/>
-          </w:tcPr>
-          <w:p>
-            <w:pPr>
-              <w:spacing w:after="40"/>
-            </w:pPr>
-            <w:r>
-              <w:rPr>
-                <w:b/>
-                <w:color w:val="FFFFFF"/>
-                <w:sz w:val="20"/>
-              </w:rPr>
-              <w:t>Question</w:t>
-            </w:r>
-          </w:p>
-        </w:tc>
-        <w:tc>
-          <w:tcPr>
-            <w:tcW w:w="5328" w:type="dxa"/>
-            <w:shd w:val="clear" w:color="auto" w:fill="1A237E"/>
-          </w:tcPr>
-          <w:p>
-            <w:pPr>
-              <w:spacing w:after="40"/>
-            </w:pPr>
-            <w:r>
-              <w:rPr>
-                <w:b/>
-                <w:color w:val="FFFFFF"/>
-                <w:sz w:val="20"/>
-              </w:rPr>
-              <w:t>Answer</w:t>
-            </w:r>
-          </w:p>
-        </w:tc>
-      </w:tr>
-      <w:tr>
-        <w:trPr>
-          <w:jc w:val="center"/>
-        </w:trPr>
-        <w:tc>
-          <w:tcPr>
-            <w:tcW w:w="3600" w:type="dxa"/>
-            <w:shd w:val="clear" w:color="auto" w:fill="EAF1F9"/>
-          </w:tcPr>
-          <w:p>
-            <w:pPr>
-              <w:spacing w:after="40"/>
-            </w:pPr>
-            <w:r>
-              <w:rPr>
-                <w:b/>
-                <w:color w:val="1F3864"/>
-                <w:sz w:val="20"/>
-              </w:rPr>
-              <w:t>I entered the wrong PIN.</w:t>
-            </w:r>
-          </w:p>
-        </w:tc>
-        <w:tc>
-          <w:tcPr>
-            <w:tcW w:w="5328" w:type="dxa"/>
-            <w:shd w:val="clear" w:color="auto" w:fill="EAF1F9"/>
-          </w:tcPr>
-          <w:p>
-            <w:pPr>
-              <w:spacing w:after="40"/>
-            </w:pPr>
-            <w:r>
-              <w:rPr>
-                <w:sz w:val="20"/>
-              </w:rPr>
-              <w:t>Type it again and tap Verify PIN. Nothing is submitted until your PIN is accepted.</w:t>
-            </w:r>
-          </w:p>
-        </w:tc>
-      </w:tr>
-      <w:tr>
-        <w:trPr>
-          <w:jc w:val="center"/>
-        </w:trPr>
-        <w:tc>
-          <w:tcPr>
-            <w:tcW w:w="3600" w:type="dxa"/>
-          </w:tcPr>
-          <w:p>
-            <w:pPr>
-              <w:spacing w:after="40"/>
-            </w:pPr>
-            <w:r>
-              <w:rPr>
-                <w:b/>
-                <w:color w:val="1F3864"/>
-                <w:sz w:val="20"/>
-              </w:rPr>
-              <w:t>My fingerprint isn't working.</w:t>
-            </w:r>
-          </w:p>
-        </w:tc>
-        <w:tc>
-          <w:tcPr>
-            <w:tcW w:w="5328" w:type="dxa"/>
-          </w:tcPr>
-          <w:p>
-            <w:pPr>
-              <w:spacing w:after="40"/>
-            </w:pPr>
-            <w:r>
-              <w:rPr>
-                <w:sz w:val="20"/>
-              </w:rPr>
-              <w:t>Use the Enter PIN option instead — both methods do the same thing.</w:t>
-            </w:r>
-          </w:p>
-        </w:tc>
-      </w:tr>
-      <w:tr>
-        <w:trPr>
-          <w:jc w:val="center"/>
-        </w:trPr>
-        <w:tc>
-          <w:tcPr>
-            <w:tcW w:w="3600" w:type="dxa"/>
-            <w:shd w:val="clear" w:color="auto" w:fill="EAF1F9"/>
-          </w:tcPr>
-          <w:p>
-            <w:pPr>
-              <w:spacing w:after="40"/>
-            </w:pPr>
-            <w:r>
-              <w:rPr>
-                <w:b/>
-                <w:color w:val="1F3864"/>
-                <w:sz w:val="20"/>
-              </w:rPr>
-              <w:t>Do I have to give a reason for being late?</w:t>
-            </w:r>
-          </w:p>
-        </w:tc>
-        <w:tc>
-          <w:tcPr>
-            <w:tcW w:w="5328" w:type="dxa"/>
-            <w:shd w:val="clear" w:color="auto" w:fill="EAF1F9"/>
-          </w:tcPr>
-          <w:p>
-            <w:pPr>
-              <w:spacing w:after="40"/>
-            </w:pPr>
-            <w:r>
-              <w:rPr>
-                <w:sz w:val="20"/>
-              </w:rPr>
-              <w:t>Yes. The Submit Reason step is required before the late check-in completes.</w:t>
-            </w:r>
-          </w:p>
-        </w:tc>
-      </w:tr>
-      <w:tr>
-        <w:trPr>
-          <w:jc w:val="center"/>
-        </w:trPr>
-        <w:tc>
-          <w:tcPr>
-            <w:tcW w:w="3600" w:type="dxa"/>
-          </w:tcPr>
-          <w:p>
-            <w:pPr>
-              <w:spacing w:after="40"/>
-            </w:pPr>
-            <w:r>
-              <w:rPr>
-                <w:b/>
-                <w:color w:val="1F3864"/>
-                <w:sz w:val="20"/>
-              </w:rPr>
-              <w:t>Can I check in twice in one day?</w:t>
-            </w:r>
-          </w:p>
-        </w:tc>
-        <w:tc>
-          <w:tcPr>
-            <w:tcW w:w="5328" w:type="dxa"/>
-          </w:tcPr>
-          <w:p>
-            <w:pPr>
-              <w:spacing w:after="40"/>
-            </w:pPr>
-            <w:r>
-              <w:rPr>
-                <w:sz w:val="20"/>
-              </w:rPr>
-              <w:t>No. Once you check out of a session you cannot check in again to that session the same day.</w:t>
-            </w:r>
-          </w:p>
-        </w:tc>
-      </w:tr>
-      <w:tr>
-        <w:trPr>
-          <w:jc w:val="center"/>
-        </w:trPr>
-        <w:tc>
-          <w:tcPr>
-            <w:tcW w:w="3600" w:type="dxa"/>
-            <w:shd w:val="clear" w:color="auto" w:fill="EAF1F9"/>
-          </w:tcPr>
-          <w:p>
-            <w:pPr>
-              <w:spacing w:after="40"/>
-            </w:pPr>
-            <w:r>
-              <w:rPr>
-                <w:b/>
-                <w:color w:val="1F3864"/>
-                <w:sz w:val="20"/>
-              </w:rPr>
-              <w:t>My check-in is blocked.</w:t>
-            </w:r>
-          </w:p>
-        </w:tc>
-        <w:tc>
-          <w:tcPr>
-            <w:tcW w:w="5328" w:type="dxa"/>
-            <w:shd w:val="clear" w:color="auto" w:fill="EAF1F9"/>
-          </w:tcPr>
-          <w:p>
-            <w:pPr>
-              <w:spacing w:after="40"/>
-            </w:pPr>
-            <w:r>
-              <w:rPr>
-                <w:sz w:val="20"/>
-              </w:rPr>
-              <w:t>You are probably too far from the office, or GPS is off. Turn on Location, allow the permission, and try from inside the office.</w:t>
-            </w:r>
-          </w:p>
-        </w:tc>
-      </w:tr>
-      <w:tr>
-        <w:trPr>
-          <w:jc w:val="center"/>
-        </w:trPr>
-        <w:tc>
-          <w:tcPr>
-            <w:tcW w:w="3600" w:type="dxa"/>
-          </w:tcPr>
-          <w:p>
-            <w:pPr>
-              <w:spacing w:after="40"/>
-            </w:pPr>
-            <w:r>
-              <w:rPr>
-                <w:b/>
-                <w:color w:val="1F3864"/>
-                <w:sz w:val="20"/>
-              </w:rPr>
-              <w:t>The photo screen is too dark.</w:t>
-            </w:r>
-          </w:p>
-        </w:tc>
-        <w:tc>
-          <w:tcPr>
-            <w:tcW w:w="5328" w:type="dxa"/>
-          </w:tcPr>
-          <w:p>
-            <w:pPr>
-              <w:spacing w:after="40"/>
-            </w:pPr>
-            <w:r>
-              <w:rPr>
-                <w:sz w:val="20"/>
-              </w:rPr>
-              <w:t>Move to better light and keep your face inside the dotted circle — it captures automatically.</w:t>
-            </w:r>
-          </w:p>
-        </w:tc>
-      </w:tr>
-      <w:tr>
-        <w:trPr>
-          <w:jc w:val="center"/>
-        </w:trPr>
-        <w:tc>
-          <w:tcPr>
-            <w:tcW w:w="3600" w:type="dxa"/>
-            <w:shd w:val="clear" w:color="auto" w:fill="EAF1F9"/>
-          </w:tcPr>
-          <w:p>
-            <w:pPr>
-              <w:spacing w:after="40"/>
-            </w:pPr>
-            <w:r>
-              <w:rPr>
-                <w:b/>
-                <w:color w:val="1F3864"/>
-                <w:sz w:val="20"/>
-              </w:rPr>
-              <w:t>I'm in the office but it says I'm far away.</w:t>
-            </w:r>
-          </w:p>
-        </w:tc>
-        <w:tc>
-          <w:tcPr>
-            <w:tcW w:w="5328" w:type="dxa"/>
-            <w:shd w:val="clear" w:color="auto" w:fill="EAF1F9"/>
-          </w:tcPr>
-          <w:p>
-            <w:pPr>
-              <w:spacing w:after="40"/>
-            </w:pPr>
-            <w:r>
-              <w:rPr>
-                <w:sz w:val="20"/>
-              </w:rPr>
-              <w:t>GPS can drift indoors. Wait a few seconds for the location to settle, or step near a window, then try again.</w:t>
-            </w:r>
-          </w:p>
-        </w:tc>
-      </w:tr>
-      <w:tr>
-        <w:trPr>
-          <w:jc w:val="center"/>
-        </w:trPr>
-        <w:tc>
-          <w:tcPr>
-            <w:tcW w:w="3600" w:type="dxa"/>
-          </w:tcPr>
-          <w:p>
-            <w:pPr>
-              <w:spacing w:after="40"/>
-            </w:pPr>
-            <w:r>
-              <w:rPr>
-                <w:b/>
-                <w:color w:val="1F3864"/>
-                <w:sz w:val="20"/>
-              </w:rPr>
-              <w:t>What's the “Open Field Att” link?</w:t>
-            </w:r>
-          </w:p>
-        </w:tc>
-        <w:tc>
-          <w:tcPr>
-            <w:tcW w:w="5328" w:type="dxa"/>
-          </w:tcPr>
-          <w:p>
-            <w:pPr>
-              <w:spacing w:after="40"/>
-            </w:pPr>
-            <w:r>
-              <w:rPr>
-                <w:sz w:val="20"/>
-              </w:rPr>
-              <w:t>It switches to Field Attendance mode for staff doing customer visits — not used for normal office days.</w:t>
-            </w:r>
-          </w:p>
-        </w:tc>
-      </w:tr>
-    </w:tbl>
-    <w:p>
-      <w:pPr>
-        <w:spacing w:after="40"/>
-      </w:pPr>
     </w:p>
     <w:sectPr>
       <w:headerReference w:type="default" r:id="rId22"/>
@@ -2824,6 +4015,27 @@
       <w:fldChar w:fldCharType="end"/>
     </w:r>
   </w:p>
+  <w:p>
+    <w:pPr>
+      <w:pStyle w:val="Footer"/>
+      <w:jc w:val="center"/>
+    </w:pPr>
+    <w:r>
+      <w:rPr>
+        <w:b/>
+        <w:color w:val="1F3864"/>
+        <w:sz w:val="18"/>
+      </w:rPr>
+      <w:t>369ai.Biz</w:t>
+    </w:r>
+    <w:r>
+      <w:rPr>
+        <w:color w:val="595959"/>
+        <w:sz w:val="18"/>
+      </w:rPr>
+      <w:t xml:space="preserve">  ·  Office Attendance — Employee Manual</w:t>
+    </w:r>
+  </w:p>
 </w:ftr>
 </file>
 
@@ -2867,31 +4079,14 @@
         <w:color w:val="2E74B5"/>
         <w:sz w:val="18"/>
       </w:rPr>
-      <w:t xml:space="preserve">Office </w:t>
-    </w:r>
-    <w:proofErr w:type="gramStart"/>
-    <w:r>
-      <w:rPr>
-        <w:b/>
-        <w:color w:val="2E74B5"/>
-        <w:sz w:val="18"/>
-      </w:rPr>
-      <w:t>Attendance</w:t>
+      <w:t>Office Attendance</w:t>
     </w:r>
     <w:r>
       <w:rPr>
         <w:color w:val="595959"/>
         <w:sz w:val="18"/>
       </w:rPr>
-      <w:t xml:space="preserve">  |</w:t>
-    </w:r>
-    <w:proofErr w:type="gramEnd"/>
-    <w:r>
-      <w:rPr>
-        <w:color w:val="595959"/>
-        <w:sz w:val="18"/>
-      </w:rPr>
-      <w:t xml:space="preserve">  Employee Step-by-Step Guide</w:t>
+      <w:t xml:space="preserve">  |  Employee Step-by-Step Guide</w:t>
     </w:r>
     <w:r>
       <w:tab/>
